--- a/docs/submission/final/Roomify - Deployment.docx
+++ b/docs/submission/final/Roomify - Deployment.docx
@@ -37,7 +37,7 @@
         <w:br/>
       </w:r>
       <w:r>
-        <w:t xml:space="preserve">Release candidate v0.9.0-rc1</w:t>
+        <w:t xml:space="preserve">Release v1.0.0 (demo mode)</w:t>
       </w:r>
       <w:r>
         <w:br/>
@@ -60,19 +60,52 @@
           <w:b/>
           <w:bCs/>
         </w:rPr>
-        <w:t xml:space="preserve">Status: proposal only.</w:t>
-      </w:r>
-      <w:r>
-        <w:t xml:space="preserve"> </w:t>
-      </w:r>
-      <w:r>
-        <w:t xml:space="preserve">No cloud resources have been created. Every step below needs the project</w:t>
-      </w:r>
-      <w:r>
-        <w:t xml:space="preserve"> </w:t>
-      </w:r>
-      <w:r>
-        <w:t xml:space="preserve">owner's approval and their own credentials.</w:t>
+        <w:t xml:space="preserve">Status (2026-10-26): approved, configs committed, Neon database created, not yet deployed.</w:t>
+      </w:r>
+      <w:r>
+        <w:t xml:space="preserve"> </w:t>
+      </w:r>
+      <w:r>
+        <w:t xml:space="preserve">Blocked on</w:t>
+      </w:r>
+      <w:r>
+        <w:t xml:space="preserve"> </w:t>
+      </w:r>
+      <w:r>
+        <w:t xml:space="preserve">(1) a payment method on the Fly.io account (</w:t>
+      </w:r>
+      <w:r>
+        <w:rPr>
+          <w:rStyle w:val="VerbatimChar"/>
+        </w:rPr>
+        <w:t xml:space="preserve">fly apps create</w:t>
+      </w:r>
+      <w:r>
+        <w:t xml:space="preserve"> </w:t>
+      </w:r>
+      <w:r>
+        <w:t xml:space="preserve">answers "We need your payment information")</w:t>
+      </w:r>
+      <w:r>
+        <w:t xml:space="preserve"> </w:t>
+      </w:r>
+      <w:r>
+        <w:t xml:space="preserve">and (2) a bucket-scoped AWS key. The judging build runs with</w:t>
+      </w:r>
+      <w:r>
+        <w:t xml:space="preserve"> </w:t>
+      </w:r>
+      <w:r>
+        <w:rPr>
+          <w:rStyle w:val="VerbatimChar"/>
+        </w:rPr>
+        <w:t xml:space="preserve">AI_DEMO_MODE=true</w:t>
+      </w:r>
+      <w:r>
+        <w:t xml:space="preserve"> </w:t>
+      </w:r>
+      <w:r>
+        <w:t xml:space="preserve">(see step 3).</w:t>
       </w:r>
     </w:p>
     <w:p>
@@ -607,7 +640,22 @@
                 <w:b/>
                 <w:bCs/>
               </w:rPr>
-              <w:t xml:space="preserve">Pending: requires OpenAI key</w:t>
+              <w:t xml:space="preserve">Demo mode (pre-generated results)</w:t>
+            </w:r>
+            <w:r>
+              <w:t xml:space="preserve"> </w:t>
+            </w:r>
+            <w:r>
+              <w:t xml:space="preserve">— $0 while</w:t>
+            </w:r>
+            <w:r>
+              <w:t xml:space="preserve"> </w:t>
+            </w:r>
+            <w:r>
+              <w:rPr>
+                <w:rStyle w:val="VerbatimChar"/>
+              </w:rPr>
+              <w:t xml:space="preserve">AI_DEMO_MODE=true</w:t>
             </w:r>
             <w:r>
               <w:t xml:space="preserve"> </w:t>
@@ -752,17 +800,7 @@
         <w:t xml:space="preserve"> </w:t>
       </w:r>
       <w:r>
-        <w:t xml:space="preserve">— Neon console →</w:t>
-      </w:r>
-      <w:r>
-        <w:t xml:space="preserve"> </w:t>
-      </w:r>
-      <w:r>
-        <w:rPr>
-          <w:i/>
-          <w:iCs/>
-        </w:rPr>
-        <w:t xml:space="preserve">New project</w:t>
+        <w:t xml:space="preserve">—</w:t>
       </w:r>
       <w:r>
         <w:t xml:space="preserve"> </w:t>
@@ -771,19 +809,25 @@
         <w:rPr>
           <w:rStyle w:val="VerbatimChar"/>
         </w:rPr>
-        <w:t xml:space="preserve">roomify</w:t>
-      </w:r>
-      <w:r>
-        <w:t xml:space="preserve"> </w:t>
-      </w:r>
-      <w:r>
-        <w:t xml:space="preserve">(region AWS us-east-1) → copy host, database,</w:t>
-      </w:r>
-      <w:r>
-        <w:t xml:space="preserve"> </w:t>
-      </w:r>
-      <w:r>
-        <w:t xml:space="preserve">user, password.</w:t>
+        <w:t xml:space="preserve">neonctl projects create --name roomify --region-id aws-us-east-1</w:t>
+      </w:r>
+      <w:r>
+        <w:t xml:space="preserve">, then</w:t>
+      </w:r>
+      <w:r>
+        <w:t xml:space="preserve"> </w:t>
+      </w:r>
+      <w:r>
+        <w:rPr>
+          <w:rStyle w:val="VerbatimChar"/>
+        </w:rPr>
+        <w:t xml:space="preserve">neonctl connection-string --project-id &lt;id&gt;</w:t>
+      </w:r>
+      <w:r>
+        <w:t xml:space="preserve"> </w:t>
+      </w:r>
+      <w:r>
+        <w:t xml:space="preserve">for host, database, user and password.</w:t>
       </w:r>
     </w:p>
     <w:p>
@@ -805,7 +849,61 @@
         <w:t xml:space="preserve"> </w:t>
       </w:r>
       <w:r>
-        <w:t xml:space="preserve">(private):</w:t>
+        <w:t xml:space="preserve">(private) —</w:t>
+      </w:r>
+      <w:r>
+        <w:t xml:space="preserve"> </w:t>
+      </w:r>
+      <w:r>
+        <w:rPr>
+          <w:rStyle w:val="VerbatimChar"/>
+        </w:rPr>
+        <w:t xml:space="preserve">roomify_cv/fly.toml</w:t>
+      </w:r>
+      <w:r>
+        <w:t xml:space="preserve"> </w:t>
+      </w:r>
+      <w:r>
+        <w:t xml:space="preserve">is committed: no public service,</w:t>
+      </w:r>
+      <w:r>
+        <w:t xml:space="preserve"> </w:t>
+      </w:r>
+      <w:r>
+        <w:rPr>
+          <w:rStyle w:val="VerbatimChar"/>
+        </w:rPr>
+        <w:t xml:space="preserve">CV_HOST="::"</w:t>
+      </w:r>
+      <w:r>
+        <w:t xml:space="preserve"> </w:t>
+      </w:r>
+      <w:r>
+        <w:t xml:space="preserve">because Fly's private network (</w:t>
+      </w:r>
+      <w:r>
+        <w:rPr>
+          <w:rStyle w:val="VerbatimChar"/>
+        </w:rPr>
+        <w:t xml:space="preserve">roomify-cv.internal</w:t>
+      </w:r>
+      <w:r>
+        <w:t xml:space="preserve">) is IPv6-only and the image default</w:t>
+      </w:r>
+      <w:r>
+        <w:t xml:space="preserve"> </w:t>
+      </w:r>
+      <w:r>
+        <w:rPr>
+          <w:rStyle w:val="VerbatimChar"/>
+        </w:rPr>
+        <w:t xml:space="preserve">0.0.0.0</w:t>
+      </w:r>
+      <w:r>
+        <w:t xml:space="preserve"> </w:t>
+      </w:r>
+      <w:r>
+        <w:t xml:space="preserve">is IPv4.</w:t>
       </w:r>
     </w:p>
     <w:p>
@@ -841,130 +939,67 @@
         <w:rPr>
           <w:rStyle w:val="NormalTok"/>
         </w:rPr>
-        <w:t xml:space="preserve"> launch </w:t>
+        <w:t xml:space="preserve"> apps create roomify-cv</w:t>
+      </w:r>
+      <w:r>
+        <w:br/>
+      </w:r>
+      <w:r>
+        <w:rPr>
+          <w:rStyle w:val="ExtensionTok"/>
+        </w:rPr>
+        <w:t xml:space="preserve">fly</w:t>
+      </w:r>
+      <w:r>
+        <w:rPr>
+          <w:rStyle w:val="NormalTok"/>
+        </w:rPr>
+        <w:t xml:space="preserve"> deploy </w:t>
       </w:r>
       <w:r>
         <w:rPr>
           <w:rStyle w:val="AttributeTok"/>
         </w:rPr>
-        <w:t xml:space="preserve">--name</w:t>
+        <w:t xml:space="preserve">-a</w:t>
       </w:r>
       <w:r>
         <w:rPr>
           <w:rStyle w:val="NormalTok"/>
         </w:rPr>
-        <w:t xml:space="preserve"> roomify-cv </w:t>
+        <w:t xml:space="preserve"> roomify-cv</w:t>
+      </w:r>
+      <w:r>
+        <w:br/>
+      </w:r>
+      <w:r>
+        <w:rPr>
+          <w:rStyle w:val="ExtensionTok"/>
+        </w:rPr>
+        <w:t xml:space="preserve">fly</w:t>
+      </w:r>
+      <w:r>
+        <w:rPr>
+          <w:rStyle w:val="NormalTok"/>
+        </w:rPr>
+        <w:t xml:space="preserve"> ips list </w:t>
       </w:r>
       <w:r>
         <w:rPr>
           <w:rStyle w:val="AttributeTok"/>
         </w:rPr>
-        <w:t xml:space="preserve">--region</w:t>
+        <w:t xml:space="preserve">-a</w:t>
       </w:r>
       <w:r>
         <w:rPr>
           <w:rStyle w:val="NormalTok"/>
         </w:rPr>
-        <w:t xml:space="preserve"> iad </w:t>
-      </w:r>
-      <w:r>
-        <w:rPr>
-          <w:rStyle w:val="AttributeTok"/>
-        </w:rPr>
-        <w:t xml:space="preserve">--no-deploy</w:t>
-      </w:r>
-      <w:r>
-        <w:rPr>
-          <w:rStyle w:val="NormalTok"/>
-        </w:rPr>
-        <w:t xml:space="preserve"> </w:t>
-      </w:r>
-      <w:r>
-        <w:rPr>
-          <w:rStyle w:val="AttributeTok"/>
-        </w:rPr>
-        <w:t xml:space="preserve">--internal-port</w:t>
-      </w:r>
-      <w:r>
-        <w:rPr>
-          <w:rStyle w:val="NormalTok"/>
-        </w:rPr>
-        <w:t xml:space="preserve"> 8000</w:t>
-      </w:r>
-      <w:r>
-        <w:br/>
+        <w:t xml:space="preserve"> roomify-cv   </w:t>
       </w:r>
       <w:r>
         <w:rPr>
           <w:rStyle w:val="CommentTok"/>
         </w:rPr>
-        <w:t xml:space="preserve"># remove the [http_service] section from fly.toml so it has no public port</w:t>
-      </w:r>
-      <w:r>
-        <w:br/>
-      </w:r>
-      <w:r>
-        <w:rPr>
-          <w:rStyle w:val="ExtensionTok"/>
-        </w:rPr>
-        <w:t xml:space="preserve">fly</w:t>
-      </w:r>
-      <w:r>
-        <w:rPr>
-          <w:rStyle w:val="NormalTok"/>
-        </w:rPr>
-        <w:t xml:space="preserve"> scale vm shared-cpu-1x </w:t>
-      </w:r>
-      <w:r>
-        <w:rPr>
-          <w:rStyle w:val="AttributeTok"/>
-        </w:rPr>
-        <w:t xml:space="preserve">--memory</w:t>
-      </w:r>
-      <w:r>
-        <w:rPr>
-          <w:rStyle w:val="NormalTok"/>
-        </w:rPr>
-        <w:t xml:space="preserve"> 1024 </w:t>
-      </w:r>
-      <w:r>
-        <w:rPr>
-          <w:rStyle w:val="AttributeTok"/>
-        </w:rPr>
-        <w:t xml:space="preserve">-a</w:t>
-      </w:r>
-      <w:r>
-        <w:rPr>
-          <w:rStyle w:val="NormalTok"/>
-        </w:rPr>
-        <w:t xml:space="preserve"> roomify-cv</w:t>
-      </w:r>
-      <w:r>
-        <w:br/>
-      </w:r>
-      <w:r>
-        <w:rPr>
-          <w:rStyle w:val="ExtensionTok"/>
-        </w:rPr>
-        <w:t xml:space="preserve">fly</w:t>
-      </w:r>
-      <w:r>
-        <w:rPr>
-          <w:rStyle w:val="NormalTok"/>
-        </w:rPr>
-        <w:t xml:space="preserve"> deploy </w:t>
-      </w:r>
-      <w:r>
-        <w:rPr>
-          <w:rStyle w:val="AttributeTok"/>
-        </w:rPr>
-        <w:t xml:space="preserve">-a</w:t>
-      </w:r>
-      <w:r>
-        <w:rPr>
-          <w:rStyle w:val="NormalTok"/>
-        </w:rPr>
-        <w:t xml:space="preserve"> roomify-cv</w:t>
+        <w:t xml:space="preserve"># must be empty: no public address</w:t>
       </w:r>
     </w:p>
     <w:p>
@@ -983,7 +1018,64 @@
         <w:t xml:space="preserve">Backend</w:t>
       </w:r>
       <w:r>
-        <w:t xml:space="preserve">:</w:t>
+        <w:t xml:space="preserve"> </w:t>
+      </w:r>
+      <w:r>
+        <w:t xml:space="preserve">—</w:t>
+      </w:r>
+      <w:r>
+        <w:t xml:space="preserve"> </w:t>
+      </w:r>
+      <w:r>
+        <w:rPr>
+          <w:rStyle w:val="VerbatimChar"/>
+        </w:rPr>
+        <w:t xml:space="preserve">roomify_backend/fly.toml</w:t>
+      </w:r>
+      <w:r>
+        <w:t xml:space="preserve"> </w:t>
+      </w:r>
+      <w:r>
+        <w:t xml:space="preserve">is committed (1 GB, always on,</w:t>
+      </w:r>
+      <w:r>
+        <w:t xml:space="preserve"> </w:t>
+      </w:r>
+      <w:r>
+        <w:rPr>
+          <w:rStyle w:val="VerbatimChar"/>
+        </w:rPr>
+        <w:t xml:space="preserve">/api/health</w:t>
+      </w:r>
+      <w:r>
+        <w:t xml:space="preserve"> </w:t>
+      </w:r>
+      <w:r>
+        <w:t xml:space="preserve">check,</w:t>
+      </w:r>
+      <w:r>
+        <w:t xml:space="preserve"> </w:t>
+      </w:r>
+      <w:r>
+        <w:rPr>
+          <w:rStyle w:val="VerbatimChar"/>
+        </w:rPr>
+        <w:t xml:space="preserve">VISION_SERVICE_BASE_URL=http://roomify-cv.internal:8000</w:t>
+      </w:r>
+      <w:r>
+        <w:t xml:space="preserve">,</w:t>
+      </w:r>
+      <w:r>
+        <w:t xml:space="preserve"> </w:t>
+      </w:r>
+      <w:r>
+        <w:rPr>
+          <w:rStyle w:val="VerbatimChar"/>
+        </w:rPr>
+        <w:t xml:space="preserve">STORAGE_TYPE=s3</w:t>
+      </w:r>
+      <w:r>
+        <w:t xml:space="preserve">).</w:t>
       </w:r>
     </w:p>
     <w:p>
@@ -1019,13 +1111,28 @@
         <w:rPr>
           <w:rStyle w:val="NormalTok"/>
         </w:rPr>
-        <w:t xml:space="preserve"> launch </w:t>
+        <w:t xml:space="preserve"> apps create roomify-api</w:t>
+      </w:r>
+      <w:r>
+        <w:br/>
+      </w:r>
+      <w:r>
+        <w:rPr>
+          <w:rStyle w:val="ExtensionTok"/>
+        </w:rPr>
+        <w:t xml:space="preserve">fly</w:t>
+      </w:r>
+      <w:r>
+        <w:rPr>
+          <w:rStyle w:val="NormalTok"/>
+        </w:rPr>
+        <w:t xml:space="preserve"> secrets set </w:t>
       </w:r>
       <w:r>
         <w:rPr>
           <w:rStyle w:val="AttributeTok"/>
         </w:rPr>
-        <w:t xml:space="preserve">--name</w:t>
+        <w:t xml:space="preserve">-a</w:t>
       </w:r>
       <w:r>
         <w:rPr>
@@ -1035,81 +1142,198 @@
       </w:r>
       <w:r>
         <w:rPr>
+          <w:rStyle w:val="DataTypeTok"/>
+        </w:rPr>
+        <w:t xml:space="preserve">\</w:t>
+      </w:r>
+      <w:r>
+        <w:br/>
+      </w:r>
+      <w:r>
+        <w:rPr>
+          <w:rStyle w:val="NormalTok"/>
+        </w:rPr>
+        <w:t xml:space="preserve">  SPRING_DATASOURCE_URL=</w:t>
+      </w:r>
+      <w:r>
+        <w:rPr>
+          <w:rStyle w:val="StringTok"/>
+        </w:rPr>
+        <w:t xml:space="preserve">'jdbc:postgresql://&lt;neon-host&gt;/&lt;db&gt;?sslmode=require'</w:t>
+      </w:r>
+      <w:r>
+        <w:rPr>
+          <w:rStyle w:val="NormalTok"/>
+        </w:rPr>
+        <w:t xml:space="preserve"> DB_USERNAME=</w:t>
+      </w:r>
+      <w:r>
+        <w:rPr>
+          <w:rStyle w:val="OperatorTok"/>
+        </w:rPr>
+        <w:t xml:space="preserve">&lt;</w:t>
+      </w:r>
+      <w:r>
+        <w:rPr>
+          <w:rStyle w:val="NormalTok"/>
+        </w:rPr>
+        <w:t xml:space="preserve">user</w:t>
+      </w:r>
+      <w:r>
+        <w:rPr>
+          <w:rStyle w:val="OperatorTok"/>
+        </w:rPr>
+        <w:t xml:space="preserve">&gt;</w:t>
+      </w:r>
+      <w:r>
+        <w:rPr>
+          <w:rStyle w:val="NormalTok"/>
+        </w:rPr>
+        <w:t xml:space="preserve"> DB_PASSWORD=</w:t>
+      </w:r>
+      <w:r>
+        <w:rPr>
+          <w:rStyle w:val="OperatorTok"/>
+        </w:rPr>
+        <w:t xml:space="preserve">&lt;</w:t>
+      </w:r>
+      <w:r>
+        <w:rPr>
+          <w:rStyle w:val="NormalTok"/>
+        </w:rPr>
+        <w:t xml:space="preserve">password</w:t>
+      </w:r>
+      <w:r>
+        <w:rPr>
+          <w:rStyle w:val="OperatorTok"/>
+        </w:rPr>
+        <w:t xml:space="preserve">&gt;</w:t>
+      </w:r>
+      <w:r>
+        <w:rPr>
+          <w:rStyle w:val="NormalTok"/>
+        </w:rPr>
+        <w:t xml:space="preserve"> </w:t>
+      </w:r>
+      <w:r>
+        <w:rPr>
+          <w:rStyle w:val="DataTypeTok"/>
+        </w:rPr>
+        <w:t xml:space="preserve">\</w:t>
+      </w:r>
+      <w:r>
+        <w:br/>
+      </w:r>
+      <w:r>
+        <w:rPr>
+          <w:rStyle w:val="NormalTok"/>
+        </w:rPr>
+        <w:t xml:space="preserve">  JWT_SECRET=</w:t>
+      </w:r>
+      <w:r>
+        <w:rPr>
+          <w:rStyle w:val="VariableTok"/>
+        </w:rPr>
+        <w:t xml:space="preserve">$(</w:t>
+      </w:r>
+      <w:r>
+        <w:rPr>
+          <w:rStyle w:val="ExtensionTok"/>
+        </w:rPr>
+        <w:t xml:space="preserve">openssl</w:t>
+      </w:r>
+      <w:r>
+        <w:rPr>
+          <w:rStyle w:val="NormalTok"/>
+        </w:rPr>
+        <w:t xml:space="preserve"> rand </w:t>
+      </w:r>
+      <w:r>
+        <w:rPr>
           <w:rStyle w:val="AttributeTok"/>
         </w:rPr>
-        <w:t xml:space="preserve">--region</w:t>
+        <w:t xml:space="preserve">-hex</w:t>
       </w:r>
       <w:r>
         <w:rPr>
           <w:rStyle w:val="NormalTok"/>
         </w:rPr>
-        <w:t xml:space="preserve"> iad </w:t>
-      </w:r>
-      <w:r>
-        <w:rPr>
-          <w:rStyle w:val="AttributeTok"/>
-        </w:rPr>
-        <w:t xml:space="preserve">--no-deploy</w:t>
+        <w:t xml:space="preserve"> 32</w:t>
+      </w:r>
+      <w:r>
+        <w:rPr>
+          <w:rStyle w:val="VariableTok"/>
+        </w:rPr>
+        <w:t xml:space="preserve">)</w:t>
       </w:r>
       <w:r>
         <w:rPr>
           <w:rStyle w:val="NormalTok"/>
         </w:rPr>
-        <w:t xml:space="preserve"> </w:t>
-      </w:r>
-      <w:r>
-        <w:rPr>
-          <w:rStyle w:val="AttributeTok"/>
-        </w:rPr>
-        <w:t xml:space="preserve">--internal-port</w:t>
+        <w:t xml:space="preserve"> OPENAI_API_KEY=</w:t>
+      </w:r>
+      <w:r>
+        <w:rPr>
+          <w:rStyle w:val="OperatorTok"/>
+        </w:rPr>
+        <w:t xml:space="preserve">&lt;</w:t>
       </w:r>
       <w:r>
         <w:rPr>
           <w:rStyle w:val="NormalTok"/>
         </w:rPr>
-        <w:t xml:space="preserve"> 8080</w:t>
+        <w:t xml:space="preserve">key</w:t>
+      </w:r>
+      <w:r>
+        <w:rPr>
+          <w:rStyle w:val="OperatorTok"/>
+        </w:rPr>
+        <w:t xml:space="preserve">&gt;</w:t>
+      </w:r>
+      <w:r>
+        <w:rPr>
+          <w:rStyle w:val="NormalTok"/>
+        </w:rPr>
+        <w:t xml:space="preserve"> </w:t>
+      </w:r>
+      <w:r>
+        <w:rPr>
+          <w:rStyle w:val="DataTypeTok"/>
+        </w:rPr>
+        <w:t xml:space="preserve">\</w:t>
       </w:r>
       <w:r>
         <w:br/>
       </w:r>
       <w:r>
         <w:rPr>
-          <w:rStyle w:val="ExtensionTok"/>
-        </w:rPr>
-        <w:t xml:space="preserve">fly</w:t>
-      </w:r>
-      <w:r>
-        <w:rPr>
           <w:rStyle w:val="NormalTok"/>
         </w:rPr>
-        <w:t xml:space="preserve"> secrets set </w:t>
-      </w:r>
-      <w:r>
-        <w:rPr>
-          <w:rStyle w:val="AttributeTok"/>
-        </w:rPr>
-        <w:t xml:space="preserve">-a</w:t>
+        <w:t xml:space="preserve">  S3_BUCKET=</w:t>
+      </w:r>
+      <w:r>
+        <w:rPr>
+          <w:rStyle w:val="OperatorTok"/>
+        </w:rPr>
+        <w:t xml:space="preserve">&lt;</w:t>
       </w:r>
       <w:r>
         <w:rPr>
           <w:rStyle w:val="NormalTok"/>
         </w:rPr>
-        <w:t xml:space="preserve"> roomify-api </w:t>
-      </w:r>
-      <w:r>
-        <w:rPr>
-          <w:rStyle w:val="DataTypeTok"/>
-        </w:rPr>
-        <w:t xml:space="preserve">\</w:t>
-      </w:r>
-      <w:r>
-        <w:br/>
+        <w:t xml:space="preserve">bucket</w:t>
+      </w:r>
+      <w:r>
+        <w:rPr>
+          <w:rStyle w:val="OperatorTok"/>
+        </w:rPr>
+        <w:t xml:space="preserve">&gt;</w:t>
       </w:r>
       <w:r>
         <w:rPr>
           <w:rStyle w:val="NormalTok"/>
         </w:rPr>
-        <w:t xml:space="preserve">  DB_HOST=</w:t>
+        <w:t xml:space="preserve"> AWS_REGION=</w:t>
       </w:r>
       <w:r>
         <w:rPr>
@@ -1121,7 +1345,7 @@
         <w:rPr>
           <w:rStyle w:val="NormalTok"/>
         </w:rPr>
-        <w:t xml:space="preserve">neon-host</w:t>
+        <w:t xml:space="preserve">region</w:t>
       </w:r>
       <w:r>
         <w:rPr>
@@ -1133,7 +1357,7 @@
         <w:rPr>
           <w:rStyle w:val="NormalTok"/>
         </w:rPr>
-        <w:t xml:space="preserve"> DB_PORT=5432 DB_NAME=</w:t>
+        <w:t xml:space="preserve"> AWS_ACCESS_KEY_ID=</w:t>
       </w:r>
       <w:r>
         <w:rPr>
@@ -1145,7 +1369,7 @@
         <w:rPr>
           <w:rStyle w:val="NormalTok"/>
         </w:rPr>
-        <w:t xml:space="preserve">db</w:t>
+        <w:t xml:space="preserve">id</w:t>
       </w:r>
       <w:r>
         <w:rPr>
@@ -1157,7 +1381,7 @@
         <w:rPr>
           <w:rStyle w:val="NormalTok"/>
         </w:rPr>
-        <w:t xml:space="preserve"> DB_USERNAME=</w:t>
+        <w:t xml:space="preserve"> AWS_SECRET_ACCESS_KEY=</w:t>
       </w:r>
       <w:r>
         <w:rPr>
@@ -1169,289 +1393,13 @@
         <w:rPr>
           <w:rStyle w:val="NormalTok"/>
         </w:rPr>
-        <w:t xml:space="preserve">user</w:t>
+        <w:t xml:space="preserve">secret</w:t>
       </w:r>
       <w:r>
         <w:rPr>
           <w:rStyle w:val="OperatorTok"/>
         </w:rPr>
         <w:t xml:space="preserve">&gt;</w:t>
-      </w:r>
-      <w:r>
-        <w:rPr>
-          <w:rStyle w:val="NormalTok"/>
-        </w:rPr>
-        <w:t xml:space="preserve"> DB_PASSWORD=</w:t>
-      </w:r>
-      <w:r>
-        <w:rPr>
-          <w:rStyle w:val="OperatorTok"/>
-        </w:rPr>
-        <w:t xml:space="preserve">&lt;</w:t>
-      </w:r>
-      <w:r>
-        <w:rPr>
-          <w:rStyle w:val="NormalTok"/>
-        </w:rPr>
-        <w:t xml:space="preserve">password</w:t>
-      </w:r>
-      <w:r>
-        <w:rPr>
-          <w:rStyle w:val="OperatorTok"/>
-        </w:rPr>
-        <w:t xml:space="preserve">&gt;</w:t>
-      </w:r>
-      <w:r>
-        <w:rPr>
-          <w:rStyle w:val="NormalTok"/>
-        </w:rPr>
-        <w:t xml:space="preserve"> </w:t>
-      </w:r>
-      <w:r>
-        <w:rPr>
-          <w:rStyle w:val="DataTypeTok"/>
-        </w:rPr>
-        <w:t xml:space="preserve">\</w:t>
-      </w:r>
-      <w:r>
-        <w:br/>
-      </w:r>
-      <w:r>
-        <w:rPr>
-          <w:rStyle w:val="NormalTok"/>
-        </w:rPr>
-        <w:t xml:space="preserve">  JWT_SECRET=</w:t>
-      </w:r>
-      <w:r>
-        <w:rPr>
-          <w:rStyle w:val="VariableTok"/>
-        </w:rPr>
-        <w:t xml:space="preserve">$(</w:t>
-      </w:r>
-      <w:r>
-        <w:rPr>
-          <w:rStyle w:val="ExtensionTok"/>
-        </w:rPr>
-        <w:t xml:space="preserve">openssl</w:t>
-      </w:r>
-      <w:r>
-        <w:rPr>
-          <w:rStyle w:val="NormalTok"/>
-        </w:rPr>
-        <w:t xml:space="preserve"> rand </w:t>
-      </w:r>
-      <w:r>
-        <w:rPr>
-          <w:rStyle w:val="AttributeTok"/>
-        </w:rPr>
-        <w:t xml:space="preserve">-hex</w:t>
-      </w:r>
-      <w:r>
-        <w:rPr>
-          <w:rStyle w:val="NormalTok"/>
-        </w:rPr>
-        <w:t xml:space="preserve"> 32</w:t>
-      </w:r>
-      <w:r>
-        <w:rPr>
-          <w:rStyle w:val="VariableTok"/>
-        </w:rPr>
-        <w:t xml:space="preserve">)</w:t>
-      </w:r>
-      <w:r>
-        <w:rPr>
-          <w:rStyle w:val="NormalTok"/>
-        </w:rPr>
-        <w:t xml:space="preserve"> OPENAI_API_KEY=</w:t>
-      </w:r>
-      <w:r>
-        <w:rPr>
-          <w:rStyle w:val="OperatorTok"/>
-        </w:rPr>
-        <w:t xml:space="preserve">&lt;</w:t>
-      </w:r>
-      <w:r>
-        <w:rPr>
-          <w:rStyle w:val="NormalTok"/>
-        </w:rPr>
-        <w:t xml:space="preserve">key</w:t>
-      </w:r>
-      <w:r>
-        <w:rPr>
-          <w:rStyle w:val="OperatorTok"/>
-        </w:rPr>
-        <w:t xml:space="preserve">&gt;</w:t>
-      </w:r>
-      <w:r>
-        <w:rPr>
-          <w:rStyle w:val="NormalTok"/>
-        </w:rPr>
-        <w:t xml:space="preserve"> </w:t>
-      </w:r>
-      <w:r>
-        <w:rPr>
-          <w:rStyle w:val="DataTypeTok"/>
-        </w:rPr>
-        <w:t xml:space="preserve">\</w:t>
-      </w:r>
-      <w:r>
-        <w:br/>
-      </w:r>
-      <w:r>
-        <w:rPr>
-          <w:rStyle w:val="NormalTok"/>
-        </w:rPr>
-        <w:t xml:space="preserve">  STORAGE_TYPE=s3 S3_BUCKET=</w:t>
-      </w:r>
-      <w:r>
-        <w:rPr>
-          <w:rStyle w:val="OperatorTok"/>
-        </w:rPr>
-        <w:t xml:space="preserve">&lt;</w:t>
-      </w:r>
-      <w:r>
-        <w:rPr>
-          <w:rStyle w:val="NormalTok"/>
-        </w:rPr>
-        <w:t xml:space="preserve">bucket</w:t>
-      </w:r>
-      <w:r>
-        <w:rPr>
-          <w:rStyle w:val="OperatorTok"/>
-        </w:rPr>
-        <w:t xml:space="preserve">&gt;</w:t>
-      </w:r>
-      <w:r>
-        <w:rPr>
-          <w:rStyle w:val="NormalTok"/>
-        </w:rPr>
-        <w:t xml:space="preserve"> AWS_REGION=</w:t>
-      </w:r>
-      <w:r>
-        <w:rPr>
-          <w:rStyle w:val="OperatorTok"/>
-        </w:rPr>
-        <w:t xml:space="preserve">&lt;</w:t>
-      </w:r>
-      <w:r>
-        <w:rPr>
-          <w:rStyle w:val="NormalTok"/>
-        </w:rPr>
-        <w:t xml:space="preserve">region</w:t>
-      </w:r>
-      <w:r>
-        <w:rPr>
-          <w:rStyle w:val="OperatorTok"/>
-        </w:rPr>
-        <w:t xml:space="preserve">&gt;</w:t>
-      </w:r>
-      <w:r>
-        <w:rPr>
-          <w:rStyle w:val="NormalTok"/>
-        </w:rPr>
-        <w:t xml:space="preserve"> AWS_ACCESS_KEY_ID=</w:t>
-      </w:r>
-      <w:r>
-        <w:rPr>
-          <w:rStyle w:val="OperatorTok"/>
-        </w:rPr>
-        <w:t xml:space="preserve">&lt;</w:t>
-      </w:r>
-      <w:r>
-        <w:rPr>
-          <w:rStyle w:val="NormalTok"/>
-        </w:rPr>
-        <w:t xml:space="preserve">id</w:t>
-      </w:r>
-      <w:r>
-        <w:rPr>
-          <w:rStyle w:val="OperatorTok"/>
-        </w:rPr>
-        <w:t xml:space="preserve">&gt;</w:t>
-      </w:r>
-      <w:r>
-        <w:rPr>
-          <w:rStyle w:val="NormalTok"/>
-        </w:rPr>
-        <w:t xml:space="preserve"> AWS_SECRET_ACCESS_KEY=</w:t>
-      </w:r>
-      <w:r>
-        <w:rPr>
-          <w:rStyle w:val="OperatorTok"/>
-        </w:rPr>
-        <w:t xml:space="preserve">&lt;</w:t>
-      </w:r>
-      <w:r>
-        <w:rPr>
-          <w:rStyle w:val="NormalTok"/>
-        </w:rPr>
-        <w:t xml:space="preserve">secret</w:t>
-      </w:r>
-      <w:r>
-        <w:rPr>
-          <w:rStyle w:val="OperatorTok"/>
-        </w:rPr>
-        <w:t xml:space="preserve">&gt;</w:t>
-      </w:r>
-      <w:r>
-        <w:rPr>
-          <w:rStyle w:val="NormalTok"/>
-        </w:rPr>
-        <w:t xml:space="preserve"> </w:t>
-      </w:r>
-      <w:r>
-        <w:rPr>
-          <w:rStyle w:val="DataTypeTok"/>
-        </w:rPr>
-        <w:t xml:space="preserve">\</w:t>
-      </w:r>
-      <w:r>
-        <w:br/>
-      </w:r>
-      <w:r>
-        <w:rPr>
-          <w:rStyle w:val="NormalTok"/>
-        </w:rPr>
-        <w:t xml:space="preserve">  CV_SERVICE_URL=http://roomify-cv.internal:8000</w:t>
-      </w:r>
-      <w:r>
-        <w:br/>
-      </w:r>
-      <w:r>
-        <w:rPr>
-          <w:rStyle w:val="ExtensionTok"/>
-        </w:rPr>
-        <w:t xml:space="preserve">fly</w:t>
-      </w:r>
-      <w:r>
-        <w:rPr>
-          <w:rStyle w:val="NormalTok"/>
-        </w:rPr>
-        <w:t xml:space="preserve"> scale vm shared-cpu-1x </w:t>
-      </w:r>
-      <w:r>
-        <w:rPr>
-          <w:rStyle w:val="AttributeTok"/>
-        </w:rPr>
-        <w:t xml:space="preserve">--memory</w:t>
-      </w:r>
-      <w:r>
-        <w:rPr>
-          <w:rStyle w:val="NormalTok"/>
-        </w:rPr>
-        <w:t xml:space="preserve"> 1024 </w:t>
-      </w:r>
-      <w:r>
-        <w:rPr>
-          <w:rStyle w:val="AttributeTok"/>
-        </w:rPr>
-        <w:t xml:space="preserve">-a</w:t>
-      </w:r>
-      <w:r>
-        <w:rPr>
-          <w:rStyle w:val="NormalTok"/>
-        </w:rPr>
-        <w:t xml:space="preserve"> roomify-api</w:t>
       </w:r>
       <w:r>
         <w:br/>
@@ -1505,7 +1453,11 @@
         </w:numPr>
       </w:pPr>
       <w:r>
-        <w:t xml:space="preserve">Neon requires TLS; if the JDBC URL needs it explicitly, add</w:t>
+        <w:rPr>
+          <w:b/>
+          <w:bCs/>
+        </w:rPr>
+        <w:t xml:space="preserve">Demo mode:</w:t>
       </w:r>
       <w:r>
         <w:t xml:space="preserve"> </w:t>
@@ -1514,13 +1466,13 @@
         <w:rPr>
           <w:rStyle w:val="VerbatimChar"/>
         </w:rPr>
-        <w:t xml:space="preserve">?sslmode=require</w:t>
-      </w:r>
-      <w:r>
-        <w:t xml:space="preserve"> </w:t>
-      </w:r>
-      <w:r>
-        <w:t xml:space="preserve">via a</w:t>
+        <w:t xml:space="preserve">fly.toml</w:t>
+      </w:r>
+      <w:r>
+        <w:t xml:space="preserve"> </w:t>
+      </w:r>
+      <w:r>
+        <w:t xml:space="preserve">sets</w:t>
       </w:r>
       <w:r>
         <w:t xml:space="preserve"> </w:t>
@@ -1529,13 +1481,212 @@
         <w:rPr>
           <w:rStyle w:val="VerbatimChar"/>
         </w:rPr>
-        <w:t xml:space="preserve">SPRING_DATASOURCE_URL</w:t>
-      </w:r>
-      <w:r>
-        <w:t xml:space="preserve"> </w:t>
-      </w:r>
-      <w:r>
-        <w:t xml:space="preserve">secret.</w:t>
+        <w:t xml:space="preserve">AI_DEMO_MODE=true</w:t>
+      </w:r>
+      <w:r>
+        <w:t xml:space="preserve">, so the plan, visual concept, suggestions and DIY guides come</w:t>
+      </w:r>
+      <w:r>
+        <w:t xml:space="preserve"> </w:t>
+      </w:r>
+      <w:r>
+        <w:t xml:space="preserve">from the bundled demo library (fitted to the user's furniture decisions and budget; the concept is a stock photo</w:t>
+      </w:r>
+      <w:r>
+        <w:t xml:space="preserve"> </w:t>
+      </w:r>
+      <w:r>
+        <w:t xml:space="preserve">for the room type) and every result is marked</w:t>
+      </w:r>
+      <w:r>
+        <w:t xml:space="preserve"> </w:t>
+      </w:r>
+      <w:r>
+        <w:rPr>
+          <w:rStyle w:val="VerbatimChar"/>
+        </w:rPr>
+        <w:t xml:space="preserve">source: "demo"</w:t>
+      </w:r>
+      <w:r>
+        <w:t xml:space="preserve">. With</w:t>
+      </w:r>
+      <w:r>
+        <w:t xml:space="preserve"> </w:t>
+      </w:r>
+      <w:r>
+        <w:rPr>
+          <w:rStyle w:val="VerbatimChar"/>
+        </w:rPr>
+        <w:t xml:space="preserve">AI_DEMO_MODE=false</w:t>
+      </w:r>
+      <w:r>
+        <w:t xml:space="preserve"> </w:t>
+      </w:r>
+      <w:r>
+        <w:t xml:space="preserve">the app calls OpenAI and,</w:t>
+      </w:r>
+      <w:r>
+        <w:t xml:space="preserve"> </w:t>
+      </w:r>
+      <w:r>
+        <w:t xml:space="preserve">because</w:t>
+      </w:r>
+      <w:r>
+        <w:t xml:space="preserve"> </w:t>
+      </w:r>
+      <w:r>
+        <w:rPr>
+          <w:rStyle w:val="VerbatimChar"/>
+        </w:rPr>
+        <w:t xml:space="preserve">AI_DEMO_FALLBACK</w:t>
+      </w:r>
+      <w:r>
+        <w:t xml:space="preserve"> </w:t>
+      </w:r>
+      <w:r>
+        <w:t xml:space="preserve">defaults to</w:t>
+      </w:r>
+      <w:r>
+        <w:t xml:space="preserve"> </w:t>
+      </w:r>
+      <w:r>
+        <w:rPr>
+          <w:rStyle w:val="VerbatimChar"/>
+        </w:rPr>
+        <w:t xml:space="preserve">true</w:t>
+      </w:r>
+      <w:r>
+        <w:t xml:space="preserve">, still answers from the library if a call fails (401, 429, timeout,</w:t>
+      </w:r>
+      <w:r>
+        <w:t xml:space="preserve"> </w:t>
+      </w:r>
+      <w:r>
+        <w:t xml:space="preserve">invalid output); each fallback is logged as</w:t>
+      </w:r>
+      <w:r>
+        <w:t xml:space="preserve"> </w:t>
+      </w:r>
+      <w:r>
+        <w:rPr>
+          <w:rStyle w:val="VerbatimChar"/>
+        </w:rPr>
+        <w:t xml:space="preserve">AI demo result used: feature=… case=… reason=…</w:t>
+      </w:r>
+      <w:r>
+        <w:t xml:space="preserve">.</w:t>
+      </w:r>
+      <w:r>
+        <w:t xml:space="preserve"> </w:t>
+      </w:r>
+      <w:r>
+        <w:t xml:space="preserve">Neon requires TLS, so the JDBC URL is set whole with</w:t>
+      </w:r>
+      <w:r>
+        <w:t xml:space="preserve"> </w:t>
+      </w:r>
+      <w:r>
+        <w:rPr>
+          <w:rStyle w:val="VerbatimChar"/>
+        </w:rPr>
+        <w:t xml:space="preserve">sslmode=require</w:t>
+      </w:r>
+      <w:r>
+        <w:t xml:space="preserve"> </w:t>
+      </w:r>
+      <w:r>
+        <w:t xml:space="preserve">(it overrides</w:t>
+      </w:r>
+      <w:r>
+        <w:t xml:space="preserve"> </w:t>
+      </w:r>
+      <w:r>
+        <w:rPr>
+          <w:rStyle w:val="VerbatimChar"/>
+        </w:rPr>
+        <w:t xml:space="preserve">DB_HOST</w:t>
+      </w:r>
+      <w:r>
+        <w:t xml:space="preserve">/</w:t>
+      </w:r>
+      <w:r>
+        <w:rPr>
+          <w:rStyle w:val="VerbatimChar"/>
+        </w:rPr>
+        <w:t xml:space="preserve">DB_PORT</w:t>
+      </w:r>
+      <w:r>
+        <w:t xml:space="preserve">/</w:t>
+      </w:r>
+      <w:r>
+        <w:rPr>
+          <w:rStyle w:val="VerbatimChar"/>
+        </w:rPr>
+        <w:t xml:space="preserve">DB_NAME</w:t>
+      </w:r>
+      <w:r>
+        <w:t xml:space="preserve">).</w:t>
+      </w:r>
+      <w:r>
+        <w:t xml:space="preserve"> </w:t>
+      </w:r>
+      <w:r>
+        <w:rPr>
+          <w:b/>
+          <w:bCs/>
+        </w:rPr>
+        <w:t xml:space="preserve">Long AI calls:</w:t>
+      </w:r>
+      <w:r>
+        <w:t xml:space="preserve"> </w:t>
+      </w:r>
+      <w:r>
+        <w:t xml:space="preserve">Fly's proxy closes a connection after 60 s with no bytes; an image edit can be silent for</w:t>
+      </w:r>
+      <w:r>
+        <w:t xml:space="preserve"> </w:t>
+      </w:r>
+      <w:r>
+        <w:t xml:space="preserve">~2 minutes, so</w:t>
+      </w:r>
+      <w:r>
+        <w:t xml:space="preserve"> </w:t>
+      </w:r>
+      <w:r>
+        <w:rPr>
+          <w:rStyle w:val="VerbatimChar"/>
+        </w:rPr>
+        <w:t xml:space="preserve">fly.toml</w:t>
+      </w:r>
+      <w:r>
+        <w:t xml:space="preserve"> </w:t>
+      </w:r>
+      <w:r>
+        <w:t xml:space="preserve">sets</w:t>
+      </w:r>
+      <w:r>
+        <w:t xml:space="preserve"> </w:t>
+      </w:r>
+      <w:r>
+        <w:rPr>
+          <w:rStyle w:val="VerbatimChar"/>
+        </w:rPr>
+        <w:t xml:space="preserve">http_options.idle_timeout = 600</w:t>
+      </w:r>
+      <w:r>
+        <w:t xml:space="preserve">. A Fly community report says this setting may</w:t>
+      </w:r>
+      <w:r>
+        <w:t xml:space="preserve"> </w:t>
+      </w:r>
+      <w:r>
+        <w:t xml:space="preserve">not take effect: the smoke test (step 5) must include a visual concept. If it is cut off, the fix is to make the</w:t>
+      </w:r>
+      <w:r>
+        <w:t xml:space="preserve"> </w:t>
+      </w:r>
+      <w:r>
+        <w:t xml:space="preserve">concept endpoint asynchronous (202 + poll).</w:t>
       </w:r>
     </w:p>
     <w:p>
@@ -1622,7 +1773,28 @@
         <w:t xml:space="preserve">Deploy</w:t>
       </w:r>
       <w:r>
-        <w:t xml:space="preserve">.</w:t>
+        <w:t xml:space="preserve">. The project API bridge</w:t>
+      </w:r>
+      <w:r>
+        <w:t xml:space="preserve"> </w:t>
+      </w:r>
+      <w:r>
+        <w:t xml:space="preserve">sets</w:t>
+      </w:r>
+      <w:r>
+        <w:t xml:space="preserve"> </w:t>
+      </w:r>
+      <w:r>
+        <w:rPr>
+          <w:rStyle w:val="VerbatimChar"/>
+        </w:rPr>
+        <w:t xml:space="preserve">maxDuration = 300</w:t>
+      </w:r>
+      <w:r>
+        <w:t xml:space="preserve"> </w:t>
+      </w:r>
+      <w:r>
+        <w:t xml:space="preserve">so AI calls are not cut at Vercel's non-Fluid 10 s default.</w:t>
       </w:r>
     </w:p>
     <w:p>
@@ -1845,7 +2017,7 @@
       <w:pStyle w:val="Footer"/>
     </w:pPr>
     <w:r>
-      <w:t xml:space="preserve">Release candidate v0.9.0-rc1 · 24 October 2026</w:t>
+      <w:t xml:space="preserve">Release v1.0.0 (demo mode) · 24 October 2026</w:t>
     </w:r>
     <w:r>
       <w:tab/>

--- a/docs/submission/final/Roomify - Deployment.docx
+++ b/docs/submission/final/Roomify - Deployment.docx
@@ -37,7 +37,7 @@
         <w:br/>
       </w:r>
       <w:r>
-        <w:t xml:space="preserve">Release v1.0.0 (demo mode)</w:t>
+        <w:t xml:space="preserve">Release v1.0.1 (live, demo mode)</w:t>
       </w:r>
       <w:r>
         <w:br/>
@@ -60,74 +60,64 @@
           <w:b/>
           <w:bCs/>
         </w:rPr>
-        <w:t xml:space="preserve">Status (2026-10-26): approved, configs committed, Neon database created, not yet deployed.</w:t>
-      </w:r>
-      <w:r>
-        <w:t xml:space="preserve"> </w:t>
-      </w:r>
-      <w:r>
-        <w:t xml:space="preserve">Blocked on</w:t>
-      </w:r>
-      <w:r>
-        <w:t xml:space="preserve"> </w:t>
-      </w:r>
-      <w:r>
-        <w:t xml:space="preserve">(1) a payment method on the Fly.io account (</w:t>
+        <w:t xml:space="preserve">Status (2026-10-26): live at</w:t>
+      </w:r>
+      <w:r>
+        <w:rPr>
+          <w:b/>
+          <w:bCs/>
+        </w:rPr>
+        <w:t xml:space="preserve"> </w:t>
+      </w:r>
+      <w:hyperlink r:id="rId9">
+        <w:r>
+          <w:rPr>
+            <w:rStyle w:val="Hyperlink"/>
+            <w:b/>
+            <w:bCs/>
+          </w:rPr>
+          <w:t xml:space="preserve">https://roomify-rooms.vercel.app</w:t>
+        </w:r>
+      </w:hyperlink>
+      <w:r>
+        <w:rPr>
+          <w:b/>
+          <w:bCs/>
+        </w:rPr>
+        <w:t xml:space="preserve">, in demo mode (</w:t>
       </w:r>
       <w:r>
         <w:rPr>
           <w:rStyle w:val="VerbatimChar"/>
-        </w:rPr>
-        <w:t xml:space="preserve">fly apps create</w:t>
-      </w:r>
-      <w:r>
-        <w:t xml:space="preserve"> </w:t>
-      </w:r>
-      <w:r>
-        <w:t xml:space="preserve">answers "We need your payment information")</w:t>
-      </w:r>
-      <w:r>
-        <w:t xml:space="preserve"> </w:t>
-      </w:r>
-      <w:r>
-        <w:t xml:space="preserve">and (2) a bucket-scoped AWS key. The judging build runs with</w:t>
-      </w:r>
-      <w:r>
-        <w:t xml:space="preserve"> </w:t>
-      </w:r>
-      <w:r>
-        <w:rPr>
-          <w:rStyle w:val="VerbatimChar"/>
+          <w:b/>
+          <w:bCs/>
         </w:rPr>
         <w:t xml:space="preserve">AI_DEMO_MODE=true</w:t>
       </w:r>
       <w:r>
-        <w:t xml:space="preserve"> </w:t>
-      </w:r>
-      <w:r>
-        <w:t xml:space="preserve">(see step 3).</w:t>
+        <w:rPr>
+          <w:b/>
+          <w:bCs/>
+        </w:rPr>
+        <w:t xml:space="preserve">).</w:t>
+      </w:r>
+      <w:r>
+        <w:t xml:space="preserve"> </w:t>
+      </w:r>
+      <w:r>
+        <w:t xml:space="preserve">Everything runs on free plans with no payment card: three Vercel Hobby projects and a Neon Free database.</w:t>
       </w:r>
     </w:p>
     <w:p>
       <w:pPr>
-        <w:pStyle w:val="Heading1"/>
-      </w:pPr>
-      <w:bookmarkStart w:id="9" w:name="_cb5a757c23131225de54909697876a0dd4a3d11"/>
-      <w:r>
-        <w:t xml:space="preserve">Recommendation: Vercel + Fly.io + Neon + existing S3</w:t>
-      </w:r>
-      <w:bookmarkEnd w:id="9"/>
-    </w:p>
-    <w:p>
-      <w:pPr>
         <w:pStyle w:val="CaptionedFigure"/>
       </w:pPr>
       <w:r>
         <w:drawing>
           <wp:inline>
-            <wp:extent cx="5334000" cy="1925410"/>
+            <wp:extent cx="5334000" cy="1387928"/>
             <wp:effectExtent b="0" l="0" r="0" t="0"/>
-            <wp:docPr descr="Proposed Roomify deployment: Vercel for the frontend, Fly.io for the API and a private CV service, Neon Postgres, the existing S3 bucket and the OpenAI API." title="" id="11" name="Picture"/>
+            <wp:docPr descr="Roomify live deployment: three Vercel projects (Next.js frontend, Spring Boot container, FastAPI CV function) and Neon Postgres." title="" id="11" name="Picture"/>
             <a:graphic>
               <a:graphicData uri="http://schemas.openxmlformats.org/drawingml/2006/picture">
                 <pic:pic>
@@ -146,7 +136,7 @@
                   <pic:spPr bwMode="auto">
                     <a:xfrm>
                       <a:off x="0" y="0"/>
-                      <a:ext cx="5334000" cy="1925410"/>
+                      <a:ext cx="5334000" cy="1387928"/>
                     </a:xfrm>
                     <a:prstGeom prst="rect">
                       <a:avLst/>
@@ -170,15 +160,272 @@
         <w:pStyle w:val="ImageCaption"/>
       </w:pPr>
       <w:r>
-        <w:t xml:space="preserve">Figure 1. Proposed Roomify deployment: Vercel for the frontend, Fly.io for the API and a private CV service, Neon Postgres, the existing S3 bucket and the OpenAI API.</w:t>
-      </w:r>
+        <w:t xml:space="preserve">Figure 1. Roomify live deployment: three Vercel projects (Next.js frontend, Spring Boot container, FastAPI CV function) and Neon Postgres.</w:t>
+      </w:r>
+    </w:p>
+    <w:tbl>
+      <w:tblPr>
+        <w:tblStyle w:val="Table"/>
+        <w:tblW w:type="pct" w:w="5000"/>
+        <w:tblLook w:firstRow="1" w:lastRow="0" w:firstColumn="0" w:lastColumn="0" w:noHBand="0" w:noVBand="0" w:val="0020"/>
+      </w:tblPr>
+      <w:tblGrid>
+        <w:gridCol w:w="2640"/>
+        <w:gridCol w:w="2640"/>
+        <w:gridCol w:w="2640"/>
+      </w:tblGrid>
+      <w:tr>
+        <w:trPr>
+          <w:tblHeader w:val="on"/>
+        </w:trPr>
+        <w:tc>
+          <w:tcPr/>
+          <w:p>
+            <w:pPr>
+              <w:pStyle w:val="Compact"/>
+            </w:pPr>
+            <w:r>
+              <w:t xml:space="preserve">Piece</w:t>
+            </w:r>
+          </w:p>
+        </w:tc>
+        <w:tc>
+          <w:tcPr/>
+          <w:p>
+            <w:pPr>
+              <w:pStyle w:val="Compact"/>
+            </w:pPr>
+            <w:r>
+              <w:t xml:space="preserve">Where</w:t>
+            </w:r>
+          </w:p>
+        </w:tc>
+        <w:tc>
+          <w:tcPr/>
+          <w:p>
+            <w:pPr>
+              <w:pStyle w:val="Compact"/>
+            </w:pPr>
+            <w:r>
+              <w:t xml:space="preserve">URL</w:t>
+            </w:r>
+          </w:p>
+        </w:tc>
+      </w:tr>
+      <w:tr>
+        <w:tc>
+          <w:tcPr/>
+          <w:p>
+            <w:pPr>
+              <w:pStyle w:val="Compact"/>
+            </w:pPr>
+            <w:r>
+              <w:t xml:space="preserve">Frontend (Next.js)</w:t>
+            </w:r>
+          </w:p>
+        </w:tc>
+        <w:tc>
+          <w:tcPr/>
+          <w:p>
+            <w:pPr>
+              <w:pStyle w:val="Compact"/>
+            </w:pPr>
+            <w:r>
+              <w:t xml:space="preserve">Vercel project</w:t>
+            </w:r>
+            <w:r>
+              <w:t xml:space="preserve"> </w:t>
+            </w:r>
+            <w:r>
+              <w:rPr>
+                <w:rStyle w:val="VerbatimChar"/>
+              </w:rPr>
+              <w:t xml:space="preserve">roomify-frontend</w:t>
+            </w:r>
+          </w:p>
+        </w:tc>
+        <w:tc>
+          <w:tcPr/>
+          <w:p>
+            <w:pPr>
+              <w:pStyle w:val="Compact"/>
+            </w:pPr>
+            <w:hyperlink r:id="rId9">
+              <w:r>
+                <w:rPr>
+                  <w:rStyle w:val="Hyperlink"/>
+                </w:rPr>
+                <w:t xml:space="preserve">https://roomify-rooms.vercel.app</w:t>
+              </w:r>
+            </w:hyperlink>
+          </w:p>
+        </w:tc>
+      </w:tr>
+      <w:tr>
+        <w:tc>
+          <w:tcPr/>
+          <w:p>
+            <w:pPr>
+              <w:pStyle w:val="Compact"/>
+            </w:pPr>
+            <w:r>
+              <w:t xml:space="preserve">Backend (Spring Boot, Java 21)</w:t>
+            </w:r>
+          </w:p>
+        </w:tc>
+        <w:tc>
+          <w:tcPr/>
+          <w:p>
+            <w:pPr>
+              <w:pStyle w:val="Compact"/>
+            </w:pPr>
+            <w:r>
+              <w:t xml:space="preserve">Vercel project</w:t>
+            </w:r>
+            <w:r>
+              <w:t xml:space="preserve"> </w:t>
+            </w:r>
+            <w:r>
+              <w:rPr>
+                <w:rStyle w:val="VerbatimChar"/>
+              </w:rPr>
+              <w:t xml:space="preserve">roomify-api</w:t>
+            </w:r>
+            <w:r>
+              <w:t xml:space="preserve">, Container Runtime (beta)</w:t>
+            </w:r>
+          </w:p>
+        </w:tc>
+        <w:tc>
+          <w:tcPr/>
+          <w:p>
+            <w:pPr>
+              <w:pStyle w:val="Compact"/>
+            </w:pPr>
+            <w:hyperlink r:id="rId13">
+              <w:r>
+                <w:rPr>
+                  <w:rStyle w:val="Hyperlink"/>
+                </w:rPr>
+                <w:t xml:space="preserve">https://roomify-api.vercel.app/api/health</w:t>
+              </w:r>
+            </w:hyperlink>
+          </w:p>
+        </w:tc>
+      </w:tr>
+      <w:tr>
+        <w:tc>
+          <w:tcPr/>
+          <w:p>
+            <w:pPr>
+              <w:pStyle w:val="Compact"/>
+            </w:pPr>
+            <w:r>
+              <w:t xml:space="preserve">CV service (FastAPI, YOLO11n)</w:t>
+            </w:r>
+          </w:p>
+        </w:tc>
+        <w:tc>
+          <w:tcPr/>
+          <w:p>
+            <w:pPr>
+              <w:pStyle w:val="Compact"/>
+            </w:pPr>
+            <w:r>
+              <w:t xml:space="preserve">Vercel project</w:t>
+            </w:r>
+            <w:r>
+              <w:t xml:space="preserve"> </w:t>
+            </w:r>
+            <w:r>
+              <w:rPr>
+                <w:rStyle w:val="VerbatimChar"/>
+              </w:rPr>
+              <w:t xml:space="preserve">roomify-cv</w:t>
+            </w:r>
+            <w:r>
+              <w:t xml:space="preserve">, Python Function on ONNX Runtime</w:t>
+            </w:r>
+          </w:p>
+        </w:tc>
+        <w:tc>
+          <w:tcPr/>
+          <w:p>
+            <w:pPr>
+              <w:pStyle w:val="Compact"/>
+            </w:pPr>
+            <w:hyperlink r:id="rId14">
+              <w:r>
+                <w:rPr>
+                  <w:rStyle w:val="Hyperlink"/>
+                </w:rPr>
+                <w:t xml:space="preserve">https://roomify-cv.vercel.app/health</w:t>
+              </w:r>
+            </w:hyperlink>
+          </w:p>
+        </w:tc>
+      </w:tr>
+      <w:tr>
+        <w:tc>
+          <w:tcPr/>
+          <w:p>
+            <w:pPr>
+              <w:pStyle w:val="Compact"/>
+            </w:pPr>
+            <w:r>
+              <w:t xml:space="preserve">Database and photos</w:t>
+            </w:r>
+          </w:p>
+        </w:tc>
+        <w:tc>
+          <w:tcPr/>
+          <w:p>
+            <w:pPr>
+              <w:pStyle w:val="Compact"/>
+            </w:pPr>
+            <w:r>
+              <w:t xml:space="preserve">Neon Postgres Free,</w:t>
+            </w:r>
+            <w:r>
+              <w:t xml:space="preserve"> </w:t>
+            </w:r>
+            <w:r>
+              <w:rPr>
+                <w:rStyle w:val="VerbatimChar"/>
+              </w:rPr>
+              <w:t xml:space="preserve">us-east-2</w:t>
+            </w:r>
+          </w:p>
+        </w:tc>
+        <w:tc>
+          <w:tcPr/>
+          <w:p>
+            <w:pPr>
+              <w:pStyle w:val="Compact"/>
+            </w:pPr>
+            <w:r>
+              <w:t xml:space="preserve">–</w:t>
+            </w:r>
+          </w:p>
+        </w:tc>
+      </w:tr>
+    </w:tbl>
+    <w:p>
+      <w:pPr>
+        <w:pStyle w:val="Heading1"/>
+      </w:pPr>
+      <w:bookmarkStart w:id="15" w:name="_50d4b4ba4c065b4c753ec9f814b717faaab54cb"/>
+      <w:r>
+        <w:t xml:space="preserve">Why this shape</w:t>
+      </w:r>
+      <w:bookmarkEnd w:id="15"/>
     </w:p>
     <w:p>
       <w:pPr>
         <w:pStyle w:val="FirstParagraph"/>
       </w:pPr>
       <w:r>
-        <w:t xml:space="preserve">Why this shape:</w:t>
+        <w:t xml:space="preserve">The owner asked for the backend on Vercel too, and for a host with no payment card. What was checked:</w:t>
       </w:r>
     </w:p>
     <w:p>
@@ -194,19 +441,37 @@
           <w:b/>
           <w:bCs/>
         </w:rPr>
-        <w:t xml:space="preserve">Each service already ships as a container</w:t>
-      </w:r>
-      <w:r>
-        <w:t xml:space="preserve"> </w:t>
-      </w:r>
-      <w:r>
-        <w:t xml:space="preserve">(backend and CV Dockerfiles are pinned and tested),</w:t>
-      </w:r>
-      <w:r>
-        <w:t xml:space="preserve"> </w:t>
-      </w:r>
-      <w:r>
-        <w:t xml:space="preserve">so the hosts only run images: no build-system work.</w:t>
+        <w:t xml:space="preserve">Vercel runs the JVM now.</w:t>
+      </w:r>
+      <w:r>
+        <w:t xml:space="preserve"> </w:t>
+      </w:r>
+      <w:r>
+        <w:t xml:space="preserve">Vercel Functions accept an OCI image built from a Dockerfile</w:t>
+      </w:r>
+      <w:r>
+        <w:t xml:space="preserve"> </w:t>
+      </w:r>
+      <w:r>
+        <w:t xml:space="preserve">(Container Runtime, beta on all plans, Hobby included). It is not a long-running server: an instance</w:t>
+      </w:r>
+      <w:r>
+        <w:t xml:space="preserve"> </w:t>
+      </w:r>
+      <w:r>
+        <w:t xml:space="preserve">serves requests, scales to zero after 5 idle minutes and must open its port within 28 s of a cold</w:t>
+      </w:r>
+      <w:r>
+        <w:t xml:space="preserve"> </w:t>
+      </w:r>
+      <w:r>
+        <w:t xml:space="preserve">start. The backend fits that model: it keeps no state in memory, has no background jobs or</w:t>
+      </w:r>
+      <w:r>
+        <w:t xml:space="preserve"> </w:t>
+      </w:r>
+      <w:r>
+        <w:t xml:space="preserve">schedulers (every request is handled synchronously), and stores photos in Postgres.</w:t>
       </w:r>
     </w:p>
     <w:p>
@@ -222,34 +487,25 @@
           <w:b/>
           <w:bCs/>
         </w:rPr>
-        <w:t xml:space="preserve">The CV service gets no public address.</w:t>
-      </w:r>
-      <w:r>
-        <w:t xml:space="preserve"> </w:t>
-      </w:r>
-      <w:r>
-        <w:t xml:space="preserve">It has no authentication and an</w:t>
-      </w:r>
-      <w:r>
-        <w:t xml:space="preserve"> </w:t>
-      </w:r>
-      <w:r>
-        <w:rPr>
-          <w:rStyle w:val="VerbatimChar"/>
-        </w:rPr>
-        <w:t xml:space="preserve">image_url</w:t>
-      </w:r>
-      <w:r>
-        <w:t xml:space="preserve"> </w:t>
-      </w:r>
-      <w:r>
-        <w:t xml:space="preserve">input;</w:t>
-      </w:r>
-      <w:r>
-        <w:t xml:space="preserve"> </w:t>
-      </w:r>
-      <w:r>
-        <w:t xml:space="preserve">Fly's private network lets only the backend reach it.</w:t>
+        <w:t xml:space="preserve">The CV service could not ship with torch.</w:t>
+      </w:r>
+      <w:r>
+        <w:t xml:space="preserve"> </w:t>
+      </w:r>
+      <w:r>
+        <w:t xml:space="preserve">The torch build uses about 510 MB of memory and far more</w:t>
+      </w:r>
+      <w:r>
+        <w:t xml:space="preserve"> </w:t>
+      </w:r>
+      <w:r>
+        <w:t xml:space="preserve">than Vercel's 500 MB Python bundle limit. It now also runs on ONNX Runtime (roomify_cv#15): about</w:t>
+      </w:r>
+      <w:r>
+        <w:t xml:space="preserve"> </w:t>
+      </w:r>
+      <w:r>
+        <w:t xml:space="preserve">175 MB, same detections in practice (Evaluation Evidence §1).</w:t>
       </w:r>
     </w:p>
     <w:p>
@@ -265,25 +521,31 @@
           <w:b/>
           <w:bCs/>
         </w:rPr>
-        <w:t xml:space="preserve">Long AI calls fit.</w:t>
-      </w:r>
-      <w:r>
-        <w:t xml:space="preserve"> </w:t>
-      </w:r>
-      <w:r>
-        <w:t xml:space="preserve">Image edits can take up to ~2 minutes. Vercel Hobby functions with Fluid</w:t>
-      </w:r>
-      <w:r>
-        <w:t xml:space="preserve"> </w:t>
-      </w:r>
-      <w:r>
-        <w:t xml:space="preserve">compute allow 300 s; the backend's AI timeout is 180 s. The browser never calls the backend directly</w:t>
-      </w:r>
-      <w:r>
-        <w:t xml:space="preserve"> </w:t>
-      </w:r>
-      <w:r>
-        <w:t xml:space="preserve">(the Next bridge does), so no CORS changes are needed.</w:t>
+        <w:t xml:space="preserve">Rejected:</w:t>
+      </w:r>
+      <w:r>
+        <w:t xml:space="preserve"> </w:t>
+      </w:r>
+      <w:r>
+        <w:t xml:space="preserve">Hugging Face Docker Spaces (a PRO subscription is required since 2026; creating the</w:t>
+      </w:r>
+      <w:r>
+        <w:t xml:space="preserve"> </w:t>
+      </w:r>
+      <w:r>
+        <w:t xml:space="preserve">Space returned 402), Koyeb (card required since February 2026, per third-party reports), Render Free</w:t>
+      </w:r>
+      <w:r>
+        <w:t xml:space="preserve"> </w:t>
+      </w:r>
+      <w:r>
+        <w:t xml:space="preserve">(512 MB per service, too small for the JVM plus YOLO in one container, and a split would expose</w:t>
+      </w:r>
+      <w:r>
+        <w:t xml:space="preserve"> </w:t>
+      </w:r>
+      <w:r>
+        <w:t xml:space="preserve">the CV service on a second public URL anyway), Fly.io (payment method required).</w:t>
       </w:r>
     </w:p>
     <w:p>
@@ -299,30 +561,160 @@
           <w:b/>
           <w:bCs/>
         </w:rPr>
-        <w:t xml:space="preserve">Measured memory fits 1 GB machines:</w:t>
-      </w:r>
-      <w:r>
-        <w:t xml:space="preserve"> </w:t>
-      </w:r>
-      <w:r>
-        <w:t xml:space="preserve">CV container 374 MiB after inference, backend 424 MiB</w:t>
-      </w:r>
-      <w:r>
-        <w:t xml:space="preserve"> </w:t>
-      </w:r>
-      <w:r>
-        <w:t xml:space="preserve">after start-up (Docker, 2026-10-24).</w:t>
+        <w:t xml:space="preserve">No S3 or AWS key.</w:t>
+      </w:r>
+      <w:r>
+        <w:t xml:space="preserve"> </w:t>
+      </w:r>
+      <w:r>
+        <w:rPr>
+          <w:rStyle w:val="VerbatimChar"/>
+        </w:rPr>
+        <w:t xml:space="preserve">STORAGE_TYPE=database</w:t>
+      </w:r>
+      <w:r>
+        <w:t xml:space="preserve"> </w:t>
+      </w:r>
+      <w:r>
+        <w:t xml:space="preserve">stores photos in a</w:t>
+      </w:r>
+      <w:r>
+        <w:t xml:space="preserve"> </w:t>
+      </w:r>
+      <w:r>
+        <w:rPr>
+          <w:rStyle w:val="VerbatimChar"/>
+        </w:rPr>
+        <w:t xml:space="preserve">stored_objects</w:t>
+      </w:r>
+      <w:r>
+        <w:t xml:space="preserve"> </w:t>
+      </w:r>
+      <w:r>
+        <w:t xml:space="preserve">table</w:t>
+      </w:r>
+      <w:r>
+        <w:t xml:space="preserve"> </w:t>
+      </w:r>
+      <w:r>
+        <w:t xml:space="preserve">(migration V12). Vercel Blob has no Java SDK, and the database is already there. Neon Free holds</w:t>
+      </w:r>
+      <w:r>
+        <w:t xml:space="preserve"> </w:t>
+      </w:r>
+      <w:r>
+        <w:t xml:space="preserve">0.5 GB, plenty for judging; a demo-mode redesign adds about 60 kB.</w:t>
       </w:r>
     </w:p>
     <w:p>
       <w:pPr>
+        <w:pStyle w:val="Compact"/>
+        <w:numPr>
+          <w:ilvl w:val="0"/>
+          <w:numId w:val="1001"/>
+        </w:numPr>
+      </w:pPr>
+      <w:r>
+        <w:rPr>
+          <w:b/>
+          <w:bCs/>
+        </w:rPr>
+        <w:t xml:space="preserve">The CV service is public, so it checks a token.</w:t>
+      </w:r>
+      <w:r>
+        <w:t xml:space="preserve"> </w:t>
+      </w:r>
+      <w:r>
+        <w:t xml:space="preserve">Vercel has no private network on Hobby. The</w:t>
+      </w:r>
+      <w:r>
+        <w:t xml:space="preserve"> </w:t>
+      </w:r>
+      <w:r>
+        <w:t xml:space="preserve">backend sends</w:t>
+      </w:r>
+      <w:r>
+        <w:t xml:space="preserve"> </w:t>
+      </w:r>
+      <w:r>
+        <w:rPr>
+          <w:rStyle w:val="VerbatimChar"/>
+        </w:rPr>
+        <w:t xml:space="preserve">Authorization: Bearer $VISION_SERVICE_API_TOKEN</w:t>
+      </w:r>
+      <w:r>
+        <w:t xml:space="preserve">; the CV service rejects any other</w:t>
+      </w:r>
+      <w:r>
+        <w:t xml:space="preserve"> </w:t>
+      </w:r>
+      <w:r>
+        <w:t xml:space="preserve">call to</w:t>
+      </w:r>
+      <w:r>
+        <w:t xml:space="preserve"> </w:t>
+      </w:r>
+      <w:r>
+        <w:rPr>
+          <w:rStyle w:val="VerbatimChar"/>
+        </w:rPr>
+        <w:t xml:space="preserve">/v1/analyze</w:t>
+      </w:r>
+      <w:r>
+        <w:t xml:space="preserve"> </w:t>
+      </w:r>
+      <w:r>
+        <w:t xml:space="preserve">or</w:t>
+      </w:r>
+      <w:r>
+        <w:t xml:space="preserve"> </w:t>
+      </w:r>
+      <w:r>
+        <w:rPr>
+          <w:rStyle w:val="VerbatimChar"/>
+        </w:rPr>
+        <w:t xml:space="preserve">/detect</w:t>
+      </w:r>
+      <w:r>
+        <w:t xml:space="preserve"> </w:t>
+      </w:r>
+      <w:r>
+        <w:t xml:space="preserve">with 401 (</w:t>
+      </w:r>
+      <w:r>
+        <w:rPr>
+          <w:rStyle w:val="VerbatimChar"/>
+        </w:rPr>
+        <w:t xml:space="preserve">CV_API_TOKEN</w:t>
+      </w:r>
+      <w:r>
+        <w:t xml:space="preserve">).</w:t>
+      </w:r>
+      <w:r>
+        <w:t xml:space="preserve"> </w:t>
+      </w:r>
+      <w:r>
+        <w:rPr>
+          <w:rStyle w:val="VerbatimChar"/>
+        </w:rPr>
+        <w:t xml:space="preserve">/health</w:t>
+      </w:r>
+      <w:r>
+        <w:t xml:space="preserve"> </w:t>
+      </w:r>
+      <w:r>
+        <w:t xml:space="preserve">stays open.</w:t>
+      </w:r>
+    </w:p>
+    <w:p>
+      <w:pPr>
         <w:pStyle w:val="Heading1"/>
       </w:pPr>
-      <w:bookmarkStart w:id="13" w:name="_08f32976bce3b3de1573bd8ca79a4ebafefb0d6"/>
-      <w:r>
-        <w:t xml:space="preserve">Cost (list prices checked 2026-10-24)</w:t>
-      </w:r>
-      <w:bookmarkEnd w:id="13"/>
+      <w:bookmarkStart w:id="16" w:name="_cost"/>
+      <w:r>
+        <w:t xml:space="preserve">Cost</w:t>
+      </w:r>
+      <w:bookmarkEnd w:id="16"/>
     </w:p>
     <w:tbl>
       <w:tblPr>
@@ -381,7 +773,7 @@
               <w:pStyle w:val="Compact"/>
             </w:pPr>
             <w:r>
-              <w:t xml:space="preserve">Frontend</w:t>
+              <w:t xml:space="preserve">Frontend, backend, CV service</w:t>
             </w:r>
           </w:p>
         </w:tc>
@@ -392,7 +784,42 @@
               <w:pStyle w:val="Compact"/>
             </w:pPr>
             <w:r>
-              <w:t xml:space="preserve">Vercel Hobby (personal/non-commercial — fine for judging)</w:t>
+              <w:t xml:space="preserve">Vercel Hobby (personal, non-commercial: fine for judging)</w:t>
+            </w:r>
+          </w:p>
+        </w:tc>
+        <w:tc>
+          <w:tcPr/>
+          <w:p>
+            <w:pPr>
+              <w:pStyle w:val="Compact"/>
+            </w:pPr>
+            <w:r>
+              <w:t xml:space="preserve">$0 within Hobby's included usage</w:t>
+            </w:r>
+          </w:p>
+        </w:tc>
+      </w:tr>
+      <w:tr>
+        <w:tc>
+          <w:tcPr/>
+          <w:p>
+            <w:pPr>
+              <w:pStyle w:val="Compact"/>
+            </w:pPr>
+            <w:r>
+              <w:t xml:space="preserve">Database and photos</w:t>
+            </w:r>
+          </w:p>
+        </w:tc>
+        <w:tc>
+          <w:tcPr/>
+          <w:p>
+            <w:pPr>
+              <w:pStyle w:val="Compact"/>
+            </w:pPr>
+            <w:r>
+              <w:t xml:space="preserve">Neon Free (0.5 GB, scales to zero after 5 min idle)</w:t>
             </w:r>
           </w:p>
         </w:tc>
@@ -416,7 +843,7 @@
               <w:pStyle w:val="Compact"/>
             </w:pPr>
             <w:r>
-              <w:t xml:space="preserve">Backend</w:t>
+              <w:t xml:space="preserve">OpenAI</w:t>
             </w:r>
           </w:p>
         </w:tc>
@@ -427,7 +854,7 @@
               <w:pStyle w:val="Compact"/>
             </w:pPr>
             <w:r>
-              <w:t xml:space="preserve">Fly.io shared-cpu-1x, 1 GB, always on,</w:t>
+              <w:t xml:space="preserve">not called while</w:t>
             </w:r>
             <w:r>
               <w:t xml:space="preserve"> </w:t>
@@ -436,86 +863,7 @@
               <w:rPr>
                 <w:rStyle w:val="VerbatimChar"/>
               </w:rPr>
-              <w:t xml:space="preserve">iad</w:t>
-            </w:r>
-          </w:p>
-        </w:tc>
-        <w:tc>
-          <w:tcPr/>
-          <w:p>
-            <w:pPr>
-              <w:pStyle w:val="Compact"/>
-            </w:pPr>
-            <w:r>
-              <w:t xml:space="preserve">$6.70</w:t>
-            </w:r>
-          </w:p>
-        </w:tc>
-      </w:tr>
-      <w:tr>
-        <w:tc>
-          <w:tcPr/>
-          <w:p>
-            <w:pPr>
-              <w:pStyle w:val="Compact"/>
-            </w:pPr>
-            <w:r>
-              <w:t xml:space="preserve">CV service</w:t>
-            </w:r>
-          </w:p>
-        </w:tc>
-        <w:tc>
-          <w:tcPr/>
-          <w:p>
-            <w:pPr>
-              <w:pStyle w:val="Compact"/>
-            </w:pPr>
-            <w:r>
-              <w:t xml:space="preserve">Fly.io shared-cpu-1x, 1 GB, always on,</w:t>
-            </w:r>
-            <w:r>
-              <w:t xml:space="preserve"> </w:t>
-            </w:r>
-            <w:r>
-              <w:rPr>
-                <w:rStyle w:val="VerbatimChar"/>
-              </w:rPr>
-              <w:t xml:space="preserve">iad</w:t>
-            </w:r>
-          </w:p>
-        </w:tc>
-        <w:tc>
-          <w:tcPr/>
-          <w:p>
-            <w:pPr>
-              <w:pStyle w:val="Compact"/>
-            </w:pPr>
-            <w:r>
-              <w:t xml:space="preserve">$6.70</w:t>
-            </w:r>
-          </w:p>
-        </w:tc>
-      </w:tr>
-      <w:tr>
-        <w:tc>
-          <w:tcPr/>
-          <w:p>
-            <w:pPr>
-              <w:pStyle w:val="Compact"/>
-            </w:pPr>
-            <w:r>
-              <w:t xml:space="preserve">Database</w:t>
-            </w:r>
-          </w:p>
-        </w:tc>
-        <w:tc>
-          <w:tcPr/>
-          <w:p>
-            <w:pPr>
-              <w:pStyle w:val="Compact"/>
-            </w:pPr>
-            <w:r>
-              <w:t xml:space="preserve">Neon Free (0.5 GB storage, scales to zero after 5 min idle)</w:t>
+              <w:t xml:space="preserve">AI_DEMO_MODE=true</w:t>
             </w:r>
           </w:p>
         </w:tc>
@@ -531,255 +879,16 @@
           </w:p>
         </w:tc>
       </w:tr>
-      <w:tr>
-        <w:tc>
-          <w:tcPr/>
-          <w:p>
-            <w:pPr>
-              <w:pStyle w:val="Compact"/>
-            </w:pPr>
-            <w:r>
-              <w:t xml:space="preserve">Images</w:t>
-            </w:r>
-          </w:p>
-        </w:tc>
-        <w:tc>
-          <w:tcPr/>
-          <w:p>
-            <w:pPr>
-              <w:pStyle w:val="Compact"/>
-            </w:pPr>
-            <w:r>
-              <w:t xml:space="preserve">Existing AWS S3 bucket (Standard ≈ $0.023/GB-month)</w:t>
-            </w:r>
-          </w:p>
-        </w:tc>
-        <w:tc>
-          <w:tcPr/>
-          <w:p>
-            <w:pPr>
-              <w:pStyle w:val="Compact"/>
-            </w:pPr>
-            <w:r>
-              <w:t xml:space="preserve">&lt; $0.10</w:t>
-            </w:r>
-          </w:p>
-        </w:tc>
-      </w:tr>
-      <w:tr>
-        <w:tc>
-          <w:tcPr/>
-          <w:p>
-            <w:pPr>
-              <w:pStyle w:val="Compact"/>
-            </w:pPr>
-            <w:r>
-              <w:rPr>
-                <w:b/>
-                <w:bCs/>
-              </w:rPr>
-              <w:t xml:space="preserve">Infrastructure total</w:t>
-            </w:r>
-          </w:p>
-        </w:tc>
-        <w:tc>
-          <w:tcPr/>
-          <w:p>
-            <w:pPr>
-              <w:pStyle w:val="Compact"/>
-            </w:pPr>
-          </w:p>
-        </w:tc>
-        <w:tc>
-          <w:tcPr/>
-          <w:p>
-            <w:pPr>
-              <w:pStyle w:val="Compact"/>
-            </w:pPr>
-            <w:r>
-              <w:rPr>
-                <w:b/>
-                <w:bCs/>
-              </w:rPr>
-              <w:t xml:space="preserve">≈ $13.40 / month</w:t>
-            </w:r>
-          </w:p>
-        </w:tc>
-      </w:tr>
-      <w:tr>
-        <w:tc>
-          <w:tcPr/>
-          <w:p>
-            <w:pPr>
-              <w:pStyle w:val="Compact"/>
-            </w:pPr>
-            <w:r>
-              <w:t xml:space="preserve">OpenAI usage</w:t>
-            </w:r>
-          </w:p>
-        </w:tc>
-        <w:tc>
-          <w:tcPr/>
-          <w:p>
-            <w:pPr>
-              <w:pStyle w:val="Compact"/>
-            </w:pPr>
-            <w:r>
-              <w:t xml:space="preserve">per redesign: plan + concept + suggestions + DIY</w:t>
-            </w:r>
-          </w:p>
-        </w:tc>
-        <w:tc>
-          <w:tcPr/>
-          <w:p>
-            <w:pPr>
-              <w:pStyle w:val="Compact"/>
-            </w:pPr>
-            <w:r>
-              <w:rPr>
-                <w:b/>
-                <w:bCs/>
-              </w:rPr>
-              <w:t xml:space="preserve">Demo mode (pre-generated results)</w:t>
-            </w:r>
-            <w:r>
-              <w:t xml:space="preserve"> </w:t>
-            </w:r>
-            <w:r>
-              <w:t xml:space="preserve">— $0 while</w:t>
-            </w:r>
-            <w:r>
-              <w:t xml:space="preserve"> </w:t>
-            </w:r>
-            <w:r>
-              <w:rPr>
-                <w:rStyle w:val="VerbatimChar"/>
-              </w:rPr>
-              <w:t xml:space="preserve">AI_DEMO_MODE=true</w:t>
-            </w:r>
-            <w:r>
-              <w:t xml:space="preserve"> </w:t>
-            </w:r>
-            <w:r>
-              <w:t xml:space="preserve">(Evaluation Evidence §2)</w:t>
-            </w:r>
-          </w:p>
-        </w:tc>
-      </w:tr>
     </w:tbl>
     <w:p>
       <w:pPr>
-        <w:pStyle w:val="FirstParagraph"/>
-      </w:pPr>
-      <w:r>
-        <w:t xml:space="preserve">Notes: Fly bills per second, so stopping the machines after judging stops the cost. Fly raised its</w:t>
-      </w:r>
-      <w:r>
-        <w:t xml:space="preserve"> </w:t>
-      </w:r>
-      <w:r>
-        <w:t xml:space="preserve">RAM price on 2026-10-01 (1 GB machine $5.70 → $6.70); Frankfurt is $7.73. Neon's first query after</w:t>
-      </w:r>
-      <w:r>
-        <w:t xml:space="preserve"> </w:t>
-      </w:r>
-      <w:r>
-        <w:t xml:space="preserve">idling has a cold start of up to a few seconds. Sources:</w:t>
-      </w:r>
-      <w:r>
-        <w:t xml:space="preserve"> </w:t>
-      </w:r>
-      <w:hyperlink r:id="rId14">
-        <w:r>
-          <w:rPr>
-            <w:rStyle w:val="Hyperlink"/>
-          </w:rPr>
-          <w:t xml:space="preserve">Fly.io pricing</w:t>
-        </w:r>
-      </w:hyperlink>
-      <w:r>
-        <w:t xml:space="preserve">,</w:t>
-      </w:r>
-      <w:r>
-        <w:t xml:space="preserve"> </w:t>
-      </w:r>
-      <w:hyperlink r:id="rId15">
-        <w:r>
-          <w:rPr>
-            <w:rStyle w:val="Hyperlink"/>
-          </w:rPr>
-          <w:t xml:space="preserve">Vercel function limits</w:t>
-        </w:r>
-      </w:hyperlink>
-      <w:r>
-        <w:t xml:space="preserve">,</w:t>
-      </w:r>
-      <w:r>
-        <w:t xml:space="preserve"> </w:t>
-      </w:r>
-      <w:hyperlink r:id="rId16">
-        <w:r>
-          <w:rPr>
-            <w:rStyle w:val="Hyperlink"/>
-          </w:rPr>
-          <w:t xml:space="preserve">Neon pricing</w:t>
-        </w:r>
-      </w:hyperlink>
-      <w:r>
-        <w:t xml:space="preserve">.</w:t>
-      </w:r>
-    </w:p>
-    <w:p>
-      <w:pPr>
         <w:pStyle w:val="Heading1"/>
       </w:pPr>
-      <w:bookmarkStart w:id="17" w:name="_a059f3feec502262c7151d7f9a67480f04bfd2a"/>
-      <w:r>
-        <w:t xml:space="preserve">Steps (to run after approval)</w:t>
+      <w:bookmarkStart w:id="17" w:name="_0a475692b73356cc3a317fc7e46774bd4f13985"/>
+      <w:r>
+        <w:t xml:space="preserve">Behaviour to expect</w:t>
       </w:r>
       <w:bookmarkEnd w:id="17"/>
-    </w:p>
-    <w:p>
-      <w:pPr>
-        <w:pStyle w:val="FirstParagraph"/>
-      </w:pPr>
-      <w:r>
-        <w:t xml:space="preserve">Prerequisites the owner provides: Fly.io account (</w:t>
-      </w:r>
-      <w:r>
-        <w:rPr>
-          <w:rStyle w:val="VerbatimChar"/>
-        </w:rPr>
-        <w:t xml:space="preserve">fly auth login</w:t>
-      </w:r>
-      <w:r>
-        <w:t xml:space="preserve">), Vercel account linked to the</w:t>
-      </w:r>
-      <w:r>
-        <w:t xml:space="preserve"> </w:t>
-      </w:r>
-      <w:r>
-        <w:t xml:space="preserve">GitHub org, Neon account, the existing S3 bucket name/region and an IAM key</w:t>
-      </w:r>
-      <w:r>
-        <w:t xml:space="preserve"> </w:t>
-      </w:r>
-      <w:r>
-        <w:rPr>
-          <w:b/>
-          <w:bCs/>
-        </w:rPr>
-        <w:t xml:space="preserve">scoped to that bucket</w:t>
-      </w:r>
-      <w:r>
-        <w:t xml:space="preserve">,</w:t>
-      </w:r>
-      <w:r>
-        <w:t xml:space="preserve"> </w:t>
-      </w:r>
-      <w:r>
-        <w:t xml:space="preserve">an OpenAI key.</w:t>
-      </w:r>
     </w:p>
     <w:p>
       <w:pPr>
@@ -794,40 +903,64 @@
           <w:b/>
           <w:bCs/>
         </w:rPr>
-        <w:t xml:space="preserve">Database</w:t>
-      </w:r>
-      <w:r>
-        <w:t xml:space="preserve"> </w:t>
-      </w:r>
-      <w:r>
-        <w:t xml:space="preserve">—</w:t>
-      </w:r>
-      <w:r>
-        <w:t xml:space="preserve"> </w:t>
+        <w:t xml:space="preserve">Cold starts.</w:t>
+      </w:r>
+      <w:r>
+        <w:t xml:space="preserve"> </w:t>
+      </w:r>
+      <w:r>
+        <w:t xml:space="preserve">After 5 idle minutes the backend scales to zero. The next request waits for the</w:t>
+      </w:r>
+      <w:r>
+        <w:t xml:space="preserve"> </w:t>
+      </w:r>
+      <w:r>
+        <w:t xml:space="preserve">container: Spring starts in about 8 s on Vercel thanks to a class-data-sharing archive built into the</w:t>
+      </w:r>
+      <w:r>
+        <w:t xml:space="preserve"> </w:t>
+      </w:r>
+      <w:r>
+        <w:t xml:space="preserve">image (13–18 s without it), and the very first request after a deploy took 22 s including the image</w:t>
+      </w:r>
+      <w:r>
+        <w:t xml:space="preserve"> </w:t>
+      </w:r>
+      <w:r>
+        <w:t xml:space="preserve">pull. Neon adds up to a few seconds if the database was also asleep. Warm requests take under 1 s.</w:t>
+      </w:r>
+      <w:r>
+        <w:t xml:space="preserve"> </w:t>
+      </w:r>
+      <w:r>
+        <w:t xml:space="preserve">The CV function cold-starts in about 1 s and analyses a photo in about 0.24 s. A scheduled GitHub</w:t>
+      </w:r>
+      <w:r>
+        <w:t xml:space="preserve"> </w:t>
+      </w:r>
+      <w:r>
+        <w:t xml:space="preserve">Actions workflow (</w:t>
       </w:r>
       <w:r>
         <w:rPr>
           <w:rStyle w:val="VerbatimChar"/>
         </w:rPr>
-        <w:t xml:space="preserve">neonctl projects create --name roomify --region-id aws-us-east-1</w:t>
-      </w:r>
-      <w:r>
-        <w:t xml:space="preserve">, then</w:t>
-      </w:r>
-      <w:r>
-        <w:t xml:space="preserve"> </w:t>
-      </w:r>
-      <w:r>
-        <w:rPr>
-          <w:rStyle w:val="VerbatimChar"/>
-        </w:rPr>
-        <w:t xml:space="preserve">neonctl connection-string --project-id &lt;id&gt;</w:t>
-      </w:r>
-      <w:r>
-        <w:t xml:space="preserve"> </w:t>
-      </w:r>
-      <w:r>
-        <w:t xml:space="preserve">for host, database, user and password.</w:t>
+        <w:t xml:space="preserve">.github/workflows/keep-warm.yml</w:t>
+      </w:r>
+      <w:r>
+        <w:t xml:space="preserve">, every 5 minutes) pings both services to keep them</w:t>
+      </w:r>
+      <w:r>
+        <w:t xml:space="preserve"> </w:t>
+      </w:r>
+      <w:r>
+        <w:t xml:space="preserve">warm during judging; GitHub may delay scheduled runs, so a visitor can still hit a cold start, and</w:t>
+      </w:r>
+      <w:r>
+        <w:t xml:space="preserve"> </w:t>
+      </w:r>
+      <w:r>
+        <w:t xml:space="preserve">Vercel may start a second instance (with its own cold start) when requests overlap.</w:t>
       </w:r>
     </w:p>
     <w:p>
@@ -843,67 +976,202 @@
           <w:b/>
           <w:bCs/>
         </w:rPr>
+        <w:t xml:space="preserve">Upload size.</w:t>
+      </w:r>
+      <w:r>
+        <w:t xml:space="preserve"> </w:t>
+      </w:r>
+      <w:r>
+        <w:t xml:space="preserve">Vercel Functions reject request bodies over 4.5 MB. The frontend re-encodes photos</w:t>
+      </w:r>
+      <w:r>
+        <w:t xml:space="preserve"> </w:t>
+      </w:r>
+      <w:r>
+        <w:t xml:space="preserve">above 4 MB as JPEG (longest side 2560 px) before uploading (roomify_frontend#38).</w:t>
+      </w:r>
+    </w:p>
+    <w:p>
+      <w:pPr>
+        <w:pStyle w:val="Compact"/>
+        <w:numPr>
+          <w:ilvl w:val="0"/>
+          <w:numId w:val="1002"/>
+        </w:numPr>
+      </w:pPr>
+      <w:r>
+        <w:rPr>
+          <w:b/>
+          <w:bCs/>
+        </w:rPr>
+        <w:t xml:space="preserve">Demo mode.</w:t>
+      </w:r>
+      <w:r>
+        <w:t xml:space="preserve"> </w:t>
+      </w:r>
+      <w:r>
+        <w:t xml:space="preserve">The plan, visual concept, suggestions and DIY guides come from the bundled demo</w:t>
+      </w:r>
+      <w:r>
+        <w:t xml:space="preserve"> </w:t>
+      </w:r>
+      <w:r>
+        <w:t xml:space="preserve">library (fitted to the user's furniture decisions and budget; the concept is a stock photo for the</w:t>
+      </w:r>
+      <w:r>
+        <w:t xml:space="preserve"> </w:t>
+      </w:r>
+      <w:r>
+        <w:t xml:space="preserve">room type), and every result is marked</w:t>
+      </w:r>
+      <w:r>
+        <w:t xml:space="preserve"> </w:t>
+      </w:r>
+      <w:r>
+        <w:rPr>
+          <w:rStyle w:val="VerbatimChar"/>
+        </w:rPr>
+        <w:t xml:space="preserve">source: "demo"</w:t>
+      </w:r>
+      <w:r>
+        <w:t xml:space="preserve"> </w:t>
+      </w:r>
+      <w:r>
+        <w:t xml:space="preserve">and labelled in the app. With</w:t>
+      </w:r>
+      <w:r>
+        <w:t xml:space="preserve"> </w:t>
+      </w:r>
+      <w:r>
+        <w:rPr>
+          <w:rStyle w:val="VerbatimChar"/>
+        </w:rPr>
+        <w:t xml:space="preserve">AI_DEMO_MODE=false</w:t>
+      </w:r>
+      <w:r>
+        <w:t xml:space="preserve"> </w:t>
+      </w:r>
+      <w:r>
+        <w:t xml:space="preserve">and a funded</w:t>
+      </w:r>
+      <w:r>
+        <w:t xml:space="preserve"> </w:t>
+      </w:r>
+      <w:r>
+        <w:rPr>
+          <w:rStyle w:val="VerbatimChar"/>
+        </w:rPr>
+        <w:t xml:space="preserve">OPENAI_API_KEY</w:t>
+      </w:r>
+      <w:r>
+        <w:t xml:space="preserve"> </w:t>
+      </w:r>
+      <w:r>
+        <w:t xml:space="preserve">the app calls OpenAI and falls back to the library</w:t>
+      </w:r>
+      <w:r>
+        <w:t xml:space="preserve"> </w:t>
+      </w:r>
+      <w:r>
+        <w:t xml:space="preserve">if a call fails (</w:t>
+      </w:r>
+      <w:r>
+        <w:rPr>
+          <w:rStyle w:val="VerbatimChar"/>
+        </w:rPr>
+        <w:t xml:space="preserve">AI_DEMO_FALLBACK=true</w:t>
+      </w:r>
+      <w:r>
+        <w:t xml:space="preserve">). Real AI calls can take up to ~2 minutes; Hobby functions</w:t>
+      </w:r>
+      <w:r>
+        <w:t xml:space="preserve"> </w:t>
+      </w:r>
+      <w:r>
+        <w:t xml:space="preserve">allow 300 s.</w:t>
+      </w:r>
+    </w:p>
+    <w:p>
+      <w:pPr>
+        <w:pStyle w:val="Heading1"/>
+      </w:pPr>
+      <w:bookmarkStart w:id="18" w:name="_steps"/>
+      <w:r>
+        <w:t xml:space="preserve">Steps</w:t>
+      </w:r>
+      <w:bookmarkEnd w:id="18"/>
+    </w:p>
+    <w:p>
+      <w:pPr>
+        <w:pStyle w:val="FirstParagraph"/>
+      </w:pPr>
+      <w:r>
+        <w:t xml:space="preserve">Prerequisites: a Vercel account (</w:t>
+      </w:r>
+      <w:r>
+        <w:rPr>
+          <w:rStyle w:val="VerbatimChar"/>
+        </w:rPr>
+        <w:t xml:space="preserve">vercel login</w:t>
+      </w:r>
+      <w:r>
+        <w:t xml:space="preserve">) and a Neon database. All three projects live in the</w:t>
+      </w:r>
+      <w:r>
+        <w:t xml:space="preserve"> </w:t>
+      </w:r>
+      <w:r>
+        <w:t xml:space="preserve">same Vercel team.</w:t>
+      </w:r>
+    </w:p>
+    <w:p>
+      <w:pPr>
+        <w:pStyle w:val="Compact"/>
+        <w:numPr>
+          <w:ilvl w:val="0"/>
+          <w:numId w:val="1003"/>
+        </w:numPr>
+      </w:pPr>
+      <w:r>
+        <w:rPr>
+          <w:b/>
+          <w:bCs/>
+        </w:rPr>
+        <w:t xml:space="preserve">Database</w:t>
+      </w:r>
+      <w:r>
+        <w:t xml:space="preserve"> </w:t>
+      </w:r>
+      <w:r>
+        <w:t xml:space="preserve">— create a Neon project (Free) and note the host, database, user and password. The</w:t>
+      </w:r>
+      <w:r>
+        <w:t xml:space="preserve"> </w:t>
+      </w:r>
+      <w:r>
+        <w:t xml:space="preserve">backend runs the Flyway migrations on first start; on an empty database that first start can miss</w:t>
+      </w:r>
+      <w:r>
+        <w:t xml:space="preserve"> </w:t>
+      </w:r>
+      <w:r>
+        <w:t xml:space="preserve">Vercel's 28 s port deadline once (one 500), after which it is migrated and starts in about 8 s.</w:t>
+      </w:r>
+    </w:p>
+    <w:p>
+      <w:pPr>
+        <w:pStyle w:val="Compact"/>
+        <w:numPr>
+          <w:ilvl w:val="0"/>
+          <w:numId w:val="1003"/>
+        </w:numPr>
+      </w:pPr>
+      <w:r>
+        <w:rPr>
+          <w:b/>
+          <w:bCs/>
+        </w:rPr>
         <w:t xml:space="preserve">CV service</w:t>
-      </w:r>
-      <w:r>
-        <w:t xml:space="preserve"> </w:t>
-      </w:r>
-      <w:r>
-        <w:t xml:space="preserve">(private) —</w:t>
-      </w:r>
-      <w:r>
-        <w:t xml:space="preserve"> </w:t>
-      </w:r>
-      <w:r>
-        <w:rPr>
-          <w:rStyle w:val="VerbatimChar"/>
-        </w:rPr>
-        <w:t xml:space="preserve">roomify_cv/fly.toml</w:t>
-      </w:r>
-      <w:r>
-        <w:t xml:space="preserve"> </w:t>
-      </w:r>
-      <w:r>
-        <w:t xml:space="preserve">is committed: no public service,</w:t>
-      </w:r>
-      <w:r>
-        <w:t xml:space="preserve"> </w:t>
-      </w:r>
-      <w:r>
-        <w:rPr>
-          <w:rStyle w:val="VerbatimChar"/>
-        </w:rPr>
-        <w:t xml:space="preserve">CV_HOST="::"</w:t>
-      </w:r>
-      <w:r>
-        <w:t xml:space="preserve"> </w:t>
-      </w:r>
-      <w:r>
-        <w:t xml:space="preserve">because Fly's private network (</w:t>
-      </w:r>
-      <w:r>
-        <w:rPr>
-          <w:rStyle w:val="VerbatimChar"/>
-        </w:rPr>
-        <w:t xml:space="preserve">roomify-cv.internal</w:t>
-      </w:r>
-      <w:r>
-        <w:t xml:space="preserve">) is IPv6-only and the image default</w:t>
-      </w:r>
-      <w:r>
-        <w:t xml:space="preserve"> </w:t>
-      </w:r>
-      <w:r>
-        <w:rPr>
-          <w:rStyle w:val="VerbatimChar"/>
-        </w:rPr>
-        <w:t xml:space="preserve">0.0.0.0</w:t>
-      </w:r>
-      <w:r>
-        <w:t xml:space="preserve"> </w:t>
-      </w:r>
-      <w:r>
-        <w:t xml:space="preserve">is IPv4.</w:t>
       </w:r>
     </w:p>
     <w:p>
@@ -933,73 +1201,262 @@
         <w:rPr>
           <w:rStyle w:val="ExtensionTok"/>
         </w:rPr>
-        <w:t xml:space="preserve">fly</w:t>
+        <w:t xml:space="preserve">deploy/vercel/build.sh</w:t>
       </w:r>
       <w:r>
         <w:rPr>
           <w:rStyle w:val="NormalTok"/>
         </w:rPr>
-        <w:t xml:space="preserve"> apps create roomify-cv</w:t>
+        <w:t xml:space="preserve"> /tmp/roomify-cv-vercel     </w:t>
+      </w:r>
+      <w:r>
+        <w:rPr>
+          <w:rStyle w:val="CommentTok"/>
+        </w:rPr>
+        <w:t xml:space="preserve"># exports yolo11n.onnx, assembles the bundle</w:t>
       </w:r>
       <w:r>
         <w:br/>
       </w:r>
       <w:r>
         <w:rPr>
+          <w:rStyle w:val="BuiltInTok"/>
+        </w:rPr>
+        <w:t xml:space="preserve">cd</w:t>
+      </w:r>
+      <w:r>
+        <w:rPr>
+          <w:rStyle w:val="NormalTok"/>
+        </w:rPr>
+        <w:t xml:space="preserve"> /tmp/roomify-cv-vercel</w:t>
+      </w:r>
+      <w:r>
+        <w:br/>
+      </w:r>
+      <w:r>
+        <w:rPr>
           <w:rStyle w:val="ExtensionTok"/>
         </w:rPr>
-        <w:t xml:space="preserve">fly</w:t>
+        <w:t xml:space="preserve">vercel</w:t>
       </w:r>
       <w:r>
         <w:rPr>
           <w:rStyle w:val="NormalTok"/>
         </w:rPr>
+        <w:t xml:space="preserve"> project add roomify-cv </w:t>
+      </w:r>
+      <w:r>
+        <w:rPr>
+          <w:rStyle w:val="KeywordTok"/>
+        </w:rPr>
+        <w:t xml:space="preserve">&amp;&amp;</w:t>
+      </w:r>
+      <w:r>
+        <w:rPr>
+          <w:rStyle w:val="NormalTok"/>
+        </w:rPr>
+        <w:t xml:space="preserve"> </w:t>
+      </w:r>
+      <w:r>
+        <w:rPr>
+          <w:rStyle w:val="ExtensionTok"/>
+        </w:rPr>
+        <w:t xml:space="preserve">vercel</w:t>
+      </w:r>
+      <w:r>
+        <w:rPr>
+          <w:rStyle w:val="NormalTok"/>
+        </w:rPr>
+        <w:t xml:space="preserve"> link </w:t>
+      </w:r>
+      <w:r>
+        <w:rPr>
+          <w:rStyle w:val="AttributeTok"/>
+        </w:rPr>
+        <w:t xml:space="preserve">--yes</w:t>
+      </w:r>
+      <w:r>
+        <w:rPr>
+          <w:rStyle w:val="NormalTok"/>
+        </w:rPr>
+        <w:t xml:space="preserve"> </w:t>
+      </w:r>
+      <w:r>
+        <w:rPr>
+          <w:rStyle w:val="AttributeTok"/>
+        </w:rPr>
+        <w:t xml:space="preserve">--project</w:t>
+      </w:r>
+      <w:r>
+        <w:rPr>
+          <w:rStyle w:val="NormalTok"/>
+        </w:rPr>
+        <w:t xml:space="preserve"> roomify-cv</w:t>
+      </w:r>
+      <w:r>
+        <w:br/>
+      </w:r>
+      <w:r>
+        <w:rPr>
+          <w:rStyle w:val="BuiltInTok"/>
+        </w:rPr>
+        <w:t xml:space="preserve">printf</w:t>
+      </w:r>
+      <w:r>
+        <w:rPr>
+          <w:rStyle w:val="NormalTok"/>
+        </w:rPr>
+        <w:t xml:space="preserve"> %s yolo11n.onnx </w:t>
+      </w:r>
+      <w:r>
+        <w:rPr>
+          <w:rStyle w:val="KeywordTok"/>
+        </w:rPr>
+        <w:t xml:space="preserve">|</w:t>
+      </w:r>
+      <w:r>
+        <w:rPr>
+          <w:rStyle w:val="NormalTok"/>
+        </w:rPr>
+        <w:t xml:space="preserve"> </w:t>
+      </w:r>
+      <w:r>
+        <w:rPr>
+          <w:rStyle w:val="ExtensionTok"/>
+        </w:rPr>
+        <w:t xml:space="preserve">vercel</w:t>
+      </w:r>
+      <w:r>
+        <w:rPr>
+          <w:rStyle w:val="NormalTok"/>
+        </w:rPr>
+        <w:t xml:space="preserve"> env add MODEL_PATH production</w:t>
+      </w:r>
+      <w:r>
+        <w:br/>
+      </w:r>
+      <w:r>
+        <w:rPr>
+          <w:rStyle w:val="ExtensionTok"/>
+        </w:rPr>
+        <w:t xml:space="preserve">openssl</w:t>
+      </w:r>
+      <w:r>
+        <w:rPr>
+          <w:rStyle w:val="NormalTok"/>
+        </w:rPr>
+        <w:t xml:space="preserve"> rand </w:t>
+      </w:r>
+      <w:r>
+        <w:rPr>
+          <w:rStyle w:val="AttributeTok"/>
+        </w:rPr>
+        <w:t xml:space="preserve">-hex</w:t>
+      </w:r>
+      <w:r>
+        <w:rPr>
+          <w:rStyle w:val="NormalTok"/>
+        </w:rPr>
+        <w:t xml:space="preserve"> 32 </w:t>
+      </w:r>
+      <w:r>
+        <w:rPr>
+          <w:rStyle w:val="KeywordTok"/>
+        </w:rPr>
+        <w:t xml:space="preserve">|</w:t>
+      </w:r>
+      <w:r>
+        <w:rPr>
+          <w:rStyle w:val="NormalTok"/>
+        </w:rPr>
+        <w:t xml:space="preserve"> </w:t>
+      </w:r>
+      <w:r>
+        <w:rPr>
+          <w:rStyle w:val="FunctionTok"/>
+        </w:rPr>
+        <w:t xml:space="preserve">tr</w:t>
+      </w:r>
+      <w:r>
+        <w:rPr>
+          <w:rStyle w:val="NormalTok"/>
+        </w:rPr>
+        <w:t xml:space="preserve"> </w:t>
+      </w:r>
+      <w:r>
+        <w:rPr>
+          <w:rStyle w:val="AttributeTok"/>
+        </w:rPr>
+        <w:t xml:space="preserve">-d</w:t>
+      </w:r>
+      <w:r>
+        <w:rPr>
+          <w:rStyle w:val="NormalTok"/>
+        </w:rPr>
+        <w:t xml:space="preserve"> </w:t>
+      </w:r>
+      <w:r>
+        <w:rPr>
+          <w:rStyle w:val="StringTok"/>
+        </w:rPr>
+        <w:t xml:space="preserve">'\n'</w:t>
+      </w:r>
+      <w:r>
+        <w:rPr>
+          <w:rStyle w:val="NormalTok"/>
+        </w:rPr>
+        <w:t xml:space="preserve"> </w:t>
+      </w:r>
+      <w:r>
+        <w:rPr>
+          <w:rStyle w:val="KeywordTok"/>
+        </w:rPr>
+        <w:t xml:space="preserve">|</w:t>
+      </w:r>
+      <w:r>
+        <w:rPr>
+          <w:rStyle w:val="NormalTok"/>
+        </w:rPr>
+        <w:t xml:space="preserve"> </w:t>
+      </w:r>
+      <w:r>
+        <w:rPr>
+          <w:rStyle w:val="ExtensionTok"/>
+        </w:rPr>
+        <w:t xml:space="preserve">vercel</w:t>
+      </w:r>
+      <w:r>
+        <w:rPr>
+          <w:rStyle w:val="NormalTok"/>
+        </w:rPr>
+        <w:t xml:space="preserve"> env add CV_API_TOKEN production   </w:t>
+      </w:r>
+      <w:r>
+        <w:rPr>
+          <w:rStyle w:val="CommentTok"/>
+        </w:rPr>
+        <w:t xml:space="preserve"># keep a copy for step 3</w:t>
+      </w:r>
+      <w:r>
+        <w:br/>
+      </w:r>
+      <w:r>
+        <w:rPr>
+          <w:rStyle w:val="ExtensionTok"/>
+        </w:rPr>
+        <w:t xml:space="preserve">vercel</w:t>
+      </w:r>
+      <w:r>
+        <w:rPr>
+          <w:rStyle w:val="NormalTok"/>
+        </w:rPr>
         <w:t xml:space="preserve"> deploy </w:t>
       </w:r>
       <w:r>
         <w:rPr>
           <w:rStyle w:val="AttributeTok"/>
         </w:rPr>
-        <w:t xml:space="preserve">-a</w:t>
-      </w:r>
-      <w:r>
-        <w:rPr>
-          <w:rStyle w:val="NormalTok"/>
-        </w:rPr>
-        <w:t xml:space="preserve"> roomify-cv</w:t>
-      </w:r>
-      <w:r>
-        <w:br/>
-      </w:r>
-      <w:r>
-        <w:rPr>
-          <w:rStyle w:val="ExtensionTok"/>
-        </w:rPr>
-        <w:t xml:space="preserve">fly</w:t>
-      </w:r>
-      <w:r>
-        <w:rPr>
-          <w:rStyle w:val="NormalTok"/>
-        </w:rPr>
-        <w:t xml:space="preserve"> ips list </w:t>
-      </w:r>
-      <w:r>
-        <w:rPr>
-          <w:rStyle w:val="AttributeTok"/>
-        </w:rPr>
-        <w:t xml:space="preserve">-a</w:t>
-      </w:r>
-      <w:r>
-        <w:rPr>
-          <w:rStyle w:val="NormalTok"/>
-        </w:rPr>
-        <w:t xml:space="preserve"> roomify-cv   </w:t>
-      </w:r>
-      <w:r>
-        <w:rPr>
-          <w:rStyle w:val="CommentTok"/>
-        </w:rPr>
-        <w:t xml:space="preserve"># must be empty: no public address</w:t>
+        <w:t xml:space="preserve">--prod</w:t>
       </w:r>
     </w:p>
     <w:p>
@@ -1007,7 +1464,7 @@
         <w:pStyle w:val="Compact"/>
         <w:numPr>
           <w:ilvl w:val="0"/>
-          <w:numId w:val="1002"/>
+          <w:numId w:val="1003"/>
         </w:numPr>
       </w:pPr>
       <w:r>
@@ -1021,7 +1478,7 @@
         <w:t xml:space="preserve"> </w:t>
       </w:r>
       <w:r>
-        <w:t xml:space="preserve">—</w:t>
+        <w:t xml:space="preserve">(from the repo root;</w:t>
       </w:r>
       <w:r>
         <w:t xml:space="preserve"> </w:t>
@@ -1030,13 +1487,13 @@
         <w:rPr>
           <w:rStyle w:val="VerbatimChar"/>
         </w:rPr>
-        <w:t xml:space="preserve">roomify_backend/fly.toml</w:t>
-      </w:r>
-      <w:r>
-        <w:t xml:space="preserve"> </w:t>
-      </w:r>
-      <w:r>
-        <w:t xml:space="preserve">is committed (1 GB, always on,</w:t>
+        <w:t xml:space="preserve">.vercelignore</w:t>
+      </w:r>
+      <w:r>
+        <w:t xml:space="preserve"> </w:t>
+      </w:r>
+      <w:r>
+        <w:t xml:space="preserve">uploads only</w:t>
       </w:r>
       <w:r>
         <w:t xml:space="preserve"> </w:t>
@@ -1045,13 +1502,10 @@
         <w:rPr>
           <w:rStyle w:val="VerbatimChar"/>
         </w:rPr>
-        <w:t xml:space="preserve">/api/health</w:t>
-      </w:r>
-      <w:r>
-        <w:t xml:space="preserve"> </w:t>
-      </w:r>
-      <w:r>
-        <w:t xml:space="preserve">check,</w:t>
+        <w:t xml:space="preserve">Dockerfile.vercel</w:t>
+      </w:r>
+      <w:r>
+        <w:t xml:space="preserve">,</w:t>
       </w:r>
       <w:r>
         <w:t xml:space="preserve"> </w:t>
@@ -1060,10 +1514,13 @@
         <w:rPr>
           <w:rStyle w:val="VerbatimChar"/>
         </w:rPr>
-        <w:t xml:space="preserve">VISION_SERVICE_BASE_URL=http://roomify-cv.internal:8000</w:t>
-      </w:r>
-      <w:r>
-        <w:t xml:space="preserve">,</w:t>
+        <w:t xml:space="preserve">pom.xml</w:t>
+      </w:r>
+      <w:r>
+        <w:t xml:space="preserve"> </w:t>
+      </w:r>
+      <w:r>
+        <w:t xml:space="preserve">and</w:t>
       </w:r>
       <w:r>
         <w:t xml:space="preserve"> </w:t>
@@ -1072,10 +1529,10 @@
         <w:rPr>
           <w:rStyle w:val="VerbatimChar"/>
         </w:rPr>
-        <w:t xml:space="preserve">STORAGE_TYPE=s3</w:t>
-      </w:r>
-      <w:r>
-        <w:t xml:space="preserve">).</w:t>
+        <w:t xml:space="preserve">src</w:t>
+      </w:r>
+      <w:r>
+        <w:t xml:space="preserve">)</w:t>
       </w:r>
     </w:p>
     <w:p>
@@ -1105,13 +1562,61 @@
         <w:rPr>
           <w:rStyle w:val="ExtensionTok"/>
         </w:rPr>
-        <w:t xml:space="preserve">fly</w:t>
+        <w:t xml:space="preserve">vercel</w:t>
       </w:r>
       <w:r>
         <w:rPr>
           <w:rStyle w:val="NormalTok"/>
         </w:rPr>
-        <w:t xml:space="preserve"> apps create roomify-api</w:t>
+        <w:t xml:space="preserve"> project add roomify-api </w:t>
+      </w:r>
+      <w:r>
+        <w:rPr>
+          <w:rStyle w:val="KeywordTok"/>
+        </w:rPr>
+        <w:t xml:space="preserve">&amp;&amp;</w:t>
+      </w:r>
+      <w:r>
+        <w:rPr>
+          <w:rStyle w:val="NormalTok"/>
+        </w:rPr>
+        <w:t xml:space="preserve"> </w:t>
+      </w:r>
+      <w:r>
+        <w:rPr>
+          <w:rStyle w:val="ExtensionTok"/>
+        </w:rPr>
+        <w:t xml:space="preserve">vercel</w:t>
+      </w:r>
+      <w:r>
+        <w:rPr>
+          <w:rStyle w:val="NormalTok"/>
+        </w:rPr>
+        <w:t xml:space="preserve"> link </w:t>
+      </w:r>
+      <w:r>
+        <w:rPr>
+          <w:rStyle w:val="AttributeTok"/>
+        </w:rPr>
+        <w:t xml:space="preserve">--yes</w:t>
+      </w:r>
+      <w:r>
+        <w:rPr>
+          <w:rStyle w:val="NormalTok"/>
+        </w:rPr>
+        <w:t xml:space="preserve"> </w:t>
+      </w:r>
+      <w:r>
+        <w:rPr>
+          <w:rStyle w:val="AttributeTok"/>
+        </w:rPr>
+        <w:t xml:space="preserve">--project</w:t>
+      </w:r>
+      <w:r>
+        <w:rPr>
+          <w:rStyle w:val="NormalTok"/>
+        </w:rPr>
+        <w:t xml:space="preserve"> roomify-api</w:t>
       </w:r>
       <w:r>
         <w:br/>
@@ -1120,328 +1625,133 @@
         <w:rPr>
           <w:rStyle w:val="ExtensionTok"/>
         </w:rPr>
-        <w:t xml:space="preserve">fly</w:t>
+        <w:t xml:space="preserve">vercel</w:t>
       </w:r>
       <w:r>
         <w:rPr>
           <w:rStyle w:val="NormalTok"/>
         </w:rPr>
-        <w:t xml:space="preserve"> secrets set </w:t>
+        <w:t xml:space="preserve"> project update </w:t>
       </w:r>
       <w:r>
         <w:rPr>
           <w:rStyle w:val="AttributeTok"/>
         </w:rPr>
-        <w:t xml:space="preserve">-a</w:t>
+        <w:t xml:space="preserve">--framework</w:t>
       </w:r>
       <w:r>
         <w:rPr>
           <w:rStyle w:val="NormalTok"/>
         </w:rPr>
-        <w:t xml:space="preserve"> roomify-api </w:t>
-      </w:r>
-      <w:r>
-        <w:rPr>
-          <w:rStyle w:val="DataTypeTok"/>
-        </w:rPr>
-        <w:t xml:space="preserve">\</w:t>
+        <w:t xml:space="preserve"> container </w:t>
+      </w:r>
+      <w:r>
+        <w:rPr>
+          <w:rStyle w:val="AttributeTok"/>
+        </w:rPr>
+        <w:t xml:space="preserve">--yes</w:t>
+      </w:r>
+      <w:r>
+        <w:rPr>
+          <w:rStyle w:val="NormalTok"/>
+        </w:rPr>
+        <w:t xml:space="preserve">   </w:t>
+      </w:r>
+      <w:r>
+        <w:rPr>
+          <w:rStyle w:val="CommentTok"/>
+        </w:rPr>
+        <w:t xml:space="preserve"># pom.xml would otherwise hide the Dockerfile</w:t>
       </w:r>
       <w:r>
         <w:br/>
       </w:r>
       <w:r>
         <w:rPr>
+          <w:rStyle w:val="CommentTok"/>
+        </w:rPr>
+        <w:t xml:space="preserve"># production environment variables (vercel env add NAME production):</w:t>
+      </w:r>
+      <w:r>
+        <w:br/>
+      </w:r>
+      <w:r>
+        <w:rPr>
+          <w:rStyle w:val="CommentTok"/>
+        </w:rPr>
+        <w:t xml:space="preserve">#   SPRING_DATASOURCE_URL=jdbc:postgresql://&lt;neon-host&gt;/&lt;db&gt;?sslmode=require</w:t>
+      </w:r>
+      <w:r>
+        <w:br/>
+      </w:r>
+      <w:r>
+        <w:rPr>
+          <w:rStyle w:val="CommentTok"/>
+        </w:rPr>
+        <w:t xml:space="preserve">#   DB_USERNAME, DB_PASSWORD, JWT_SECRET=$(openssl rand -hex 32)</w:t>
+      </w:r>
+      <w:r>
+        <w:br/>
+      </w:r>
+      <w:r>
+        <w:rPr>
+          <w:rStyle w:val="CommentTok"/>
+        </w:rPr>
+        <w:t xml:space="preserve">#   VISION_SERVICE_BASE_URL=https://roomify-cv.vercel.app</w:t>
+      </w:r>
+      <w:r>
+        <w:br/>
+      </w:r>
+      <w:r>
+        <w:rPr>
+          <w:rStyle w:val="CommentTok"/>
+        </w:rPr>
+        <w:t xml:space="preserve">#   VISION_SERVICE_API_TOKEN=&lt;CV_API_TOKEN from step 2&gt;, VISION_SERVICE_READ_TIMEOUT=30s</w:t>
+      </w:r>
+      <w:r>
+        <w:br/>
+      </w:r>
+      <w:r>
+        <w:rPr>
+          <w:rStyle w:val="CommentTok"/>
+        </w:rPr>
+        <w:t xml:space="preserve">#   AI_DEMO_MODE=true, STORAGE_TYPE=database, PORT=8080, SPRING_DATASOURCE_HIKARI_MAXIMUM_POOL_SIZE=3</w:t>
+      </w:r>
+      <w:r>
+        <w:br/>
+      </w:r>
+      <w:r>
+        <w:rPr>
+          <w:rStyle w:val="ExtensionTok"/>
+        </w:rPr>
+        <w:t xml:space="preserve">vercel</w:t>
+      </w:r>
+      <w:r>
+        <w:rPr>
           <w:rStyle w:val="NormalTok"/>
         </w:rPr>
-        <w:t xml:space="preserve">  SPRING_DATASOURCE_URL=</w:t>
-      </w:r>
-      <w:r>
-        <w:rPr>
-          <w:rStyle w:val="StringTok"/>
-        </w:rPr>
-        <w:t xml:space="preserve">'jdbc:postgresql://&lt;neon-host&gt;/&lt;db&gt;?sslmode=require'</w:t>
+        <w:t xml:space="preserve"> deploy </w:t>
+      </w:r>
+      <w:r>
+        <w:rPr>
+          <w:rStyle w:val="AttributeTok"/>
+        </w:rPr>
+        <w:t xml:space="preserve">--prod</w:t>
+      </w:r>
+      <w:r>
+        <w:br/>
+      </w:r>
+      <w:r>
+        <w:rPr>
+          <w:rStyle w:val="ExtensionTok"/>
+        </w:rPr>
+        <w:t xml:space="preserve">curl</w:t>
       </w:r>
       <w:r>
         <w:rPr>
           <w:rStyle w:val="NormalTok"/>
         </w:rPr>
-        <w:t xml:space="preserve"> DB_USERNAME=</w:t>
-      </w:r>
-      <w:r>
-        <w:rPr>
-          <w:rStyle w:val="OperatorTok"/>
-        </w:rPr>
-        <w:t xml:space="preserve">&lt;</w:t>
-      </w:r>
-      <w:r>
-        <w:rPr>
-          <w:rStyle w:val="NormalTok"/>
-        </w:rPr>
-        <w:t xml:space="preserve">user</w:t>
-      </w:r>
-      <w:r>
-        <w:rPr>
-          <w:rStyle w:val="OperatorTok"/>
-        </w:rPr>
-        <w:t xml:space="preserve">&gt;</w:t>
-      </w:r>
-      <w:r>
-        <w:rPr>
-          <w:rStyle w:val="NormalTok"/>
-        </w:rPr>
-        <w:t xml:space="preserve"> DB_PASSWORD=</w:t>
-      </w:r>
-      <w:r>
-        <w:rPr>
-          <w:rStyle w:val="OperatorTok"/>
-        </w:rPr>
-        <w:t xml:space="preserve">&lt;</w:t>
-      </w:r>
-      <w:r>
-        <w:rPr>
-          <w:rStyle w:val="NormalTok"/>
-        </w:rPr>
-        <w:t xml:space="preserve">password</w:t>
-      </w:r>
-      <w:r>
-        <w:rPr>
-          <w:rStyle w:val="OperatorTok"/>
-        </w:rPr>
-        <w:t xml:space="preserve">&gt;</w:t>
-      </w:r>
-      <w:r>
-        <w:rPr>
-          <w:rStyle w:val="NormalTok"/>
-        </w:rPr>
-        <w:t xml:space="preserve"> </w:t>
-      </w:r>
-      <w:r>
-        <w:rPr>
-          <w:rStyle w:val="DataTypeTok"/>
-        </w:rPr>
-        <w:t xml:space="preserve">\</w:t>
-      </w:r>
-      <w:r>
-        <w:br/>
-      </w:r>
-      <w:r>
-        <w:rPr>
-          <w:rStyle w:val="NormalTok"/>
-        </w:rPr>
-        <w:t xml:space="preserve">  JWT_SECRET=</w:t>
-      </w:r>
-      <w:r>
-        <w:rPr>
-          <w:rStyle w:val="VariableTok"/>
-        </w:rPr>
-        <w:t xml:space="preserve">$(</w:t>
-      </w:r>
-      <w:r>
-        <w:rPr>
-          <w:rStyle w:val="ExtensionTok"/>
-        </w:rPr>
-        <w:t xml:space="preserve">openssl</w:t>
-      </w:r>
-      <w:r>
-        <w:rPr>
-          <w:rStyle w:val="NormalTok"/>
-        </w:rPr>
-        <w:t xml:space="preserve"> rand </w:t>
-      </w:r>
-      <w:r>
-        <w:rPr>
-          <w:rStyle w:val="AttributeTok"/>
-        </w:rPr>
-        <w:t xml:space="preserve">-hex</w:t>
-      </w:r>
-      <w:r>
-        <w:rPr>
-          <w:rStyle w:val="NormalTok"/>
-        </w:rPr>
-        <w:t xml:space="preserve"> 32</w:t>
-      </w:r>
-      <w:r>
-        <w:rPr>
-          <w:rStyle w:val="VariableTok"/>
-        </w:rPr>
-        <w:t xml:space="preserve">)</w:t>
-      </w:r>
-      <w:r>
-        <w:rPr>
-          <w:rStyle w:val="NormalTok"/>
-        </w:rPr>
-        <w:t xml:space="preserve"> OPENAI_API_KEY=</w:t>
-      </w:r>
-      <w:r>
-        <w:rPr>
-          <w:rStyle w:val="OperatorTok"/>
-        </w:rPr>
-        <w:t xml:space="preserve">&lt;</w:t>
-      </w:r>
-      <w:r>
-        <w:rPr>
-          <w:rStyle w:val="NormalTok"/>
-        </w:rPr>
-        <w:t xml:space="preserve">key</w:t>
-      </w:r>
-      <w:r>
-        <w:rPr>
-          <w:rStyle w:val="OperatorTok"/>
-        </w:rPr>
-        <w:t xml:space="preserve">&gt;</w:t>
-      </w:r>
-      <w:r>
-        <w:rPr>
-          <w:rStyle w:val="NormalTok"/>
-        </w:rPr>
-        <w:t xml:space="preserve"> </w:t>
-      </w:r>
-      <w:r>
-        <w:rPr>
-          <w:rStyle w:val="DataTypeTok"/>
-        </w:rPr>
-        <w:t xml:space="preserve">\</w:t>
-      </w:r>
-      <w:r>
-        <w:br/>
-      </w:r>
-      <w:r>
-        <w:rPr>
-          <w:rStyle w:val="NormalTok"/>
-        </w:rPr>
-        <w:t xml:space="preserve">  S3_BUCKET=</w:t>
-      </w:r>
-      <w:r>
-        <w:rPr>
-          <w:rStyle w:val="OperatorTok"/>
-        </w:rPr>
-        <w:t xml:space="preserve">&lt;</w:t>
-      </w:r>
-      <w:r>
-        <w:rPr>
-          <w:rStyle w:val="NormalTok"/>
-        </w:rPr>
-        <w:t xml:space="preserve">bucket</w:t>
-      </w:r>
-      <w:r>
-        <w:rPr>
-          <w:rStyle w:val="OperatorTok"/>
-        </w:rPr>
-        <w:t xml:space="preserve">&gt;</w:t>
-      </w:r>
-      <w:r>
-        <w:rPr>
-          <w:rStyle w:val="NormalTok"/>
-        </w:rPr>
-        <w:t xml:space="preserve"> AWS_REGION=</w:t>
-      </w:r>
-      <w:r>
-        <w:rPr>
-          <w:rStyle w:val="OperatorTok"/>
-        </w:rPr>
-        <w:t xml:space="preserve">&lt;</w:t>
-      </w:r>
-      <w:r>
-        <w:rPr>
-          <w:rStyle w:val="NormalTok"/>
-        </w:rPr>
-        <w:t xml:space="preserve">region</w:t>
-      </w:r>
-      <w:r>
-        <w:rPr>
-          <w:rStyle w:val="OperatorTok"/>
-        </w:rPr>
-        <w:t xml:space="preserve">&gt;</w:t>
-      </w:r>
-      <w:r>
-        <w:rPr>
-          <w:rStyle w:val="NormalTok"/>
-        </w:rPr>
-        <w:t xml:space="preserve"> AWS_ACCESS_KEY_ID=</w:t>
-      </w:r>
-      <w:r>
-        <w:rPr>
-          <w:rStyle w:val="OperatorTok"/>
-        </w:rPr>
-        <w:t xml:space="preserve">&lt;</w:t>
-      </w:r>
-      <w:r>
-        <w:rPr>
-          <w:rStyle w:val="NormalTok"/>
-        </w:rPr>
-        <w:t xml:space="preserve">id</w:t>
-      </w:r>
-      <w:r>
-        <w:rPr>
-          <w:rStyle w:val="OperatorTok"/>
-        </w:rPr>
-        <w:t xml:space="preserve">&gt;</w:t>
-      </w:r>
-      <w:r>
-        <w:rPr>
-          <w:rStyle w:val="NormalTok"/>
-        </w:rPr>
-        <w:t xml:space="preserve"> AWS_SECRET_ACCESS_KEY=</w:t>
-      </w:r>
-      <w:r>
-        <w:rPr>
-          <w:rStyle w:val="OperatorTok"/>
-        </w:rPr>
-        <w:t xml:space="preserve">&lt;</w:t>
-      </w:r>
-      <w:r>
-        <w:rPr>
-          <w:rStyle w:val="NormalTok"/>
-        </w:rPr>
-        <w:t xml:space="preserve">secret</w:t>
-      </w:r>
-      <w:r>
-        <w:rPr>
-          <w:rStyle w:val="OperatorTok"/>
-        </w:rPr>
-        <w:t xml:space="preserve">&gt;</w:t>
-      </w:r>
-      <w:r>
-        <w:br/>
-      </w:r>
-      <w:r>
-        <w:rPr>
-          <w:rStyle w:val="ExtensionTok"/>
-        </w:rPr>
-        <w:t xml:space="preserve">fly</w:t>
-      </w:r>
-      <w:r>
-        <w:rPr>
-          <w:rStyle w:val="NormalTok"/>
-        </w:rPr>
-        <w:t xml:space="preserve"> deploy </w:t>
-      </w:r>
-      <w:r>
-        <w:rPr>
-          <w:rStyle w:val="AttributeTok"/>
-        </w:rPr>
-        <w:t xml:space="preserve">-a</w:t>
-      </w:r>
-      <w:r>
-        <w:rPr>
-          <w:rStyle w:val="NormalTok"/>
-        </w:rPr>
-        <w:t xml:space="preserve"> roomify-api</w:t>
-      </w:r>
-      <w:r>
-        <w:br/>
-      </w:r>
-      <w:r>
-        <w:rPr>
-          <w:rStyle w:val="ExtensionTok"/>
-        </w:rPr>
-        <w:t xml:space="preserve">curl</w:t>
-      </w:r>
-      <w:r>
-        <w:rPr>
-          <w:rStyle w:val="NormalTok"/>
-        </w:rPr>
-        <w:t xml:space="preserve"> https://roomify-api.fly.dev/api/health</w:t>
+        <w:t xml:space="preserve"> https://roomify-api.vercel.app/api/health</w:t>
       </w:r>
     </w:p>
     <w:p>
@@ -1453,11 +1763,7 @@
         </w:numPr>
       </w:pPr>
       <w:r>
-        <w:rPr>
-          <w:b/>
-          <w:bCs/>
-        </w:rPr>
-        <w:t xml:space="preserve">Demo mode:</w:t>
+        <w:t xml:space="preserve">Neon requires TLS, so the JDBC URL is set whole with</w:t>
       </w:r>
       <w:r>
         <w:t xml:space="preserve"> </w:t>
@@ -1466,13 +1772,13 @@
         <w:rPr>
           <w:rStyle w:val="VerbatimChar"/>
         </w:rPr>
-        <w:t xml:space="preserve">fly.toml</w:t>
-      </w:r>
-      <w:r>
-        <w:t xml:space="preserve"> </w:t>
-      </w:r>
-      <w:r>
-        <w:t xml:space="preserve">sets</w:t>
+        <w:t xml:space="preserve">sslmode=require</w:t>
+      </w:r>
+      <w:r>
+        <w:t xml:space="preserve"> </w:t>
+      </w:r>
+      <w:r>
+        <w:t xml:space="preserve">(it overrides</w:t>
       </w:r>
       <w:r>
         <w:t xml:space="preserve"> </w:t>
@@ -1481,414 +1787,35 @@
         <w:rPr>
           <w:rStyle w:val="VerbatimChar"/>
         </w:rPr>
-        <w:t xml:space="preserve">AI_DEMO_MODE=true</w:t>
-      </w:r>
-      <w:r>
-        <w:t xml:space="preserve">, so the plan, visual concept, suggestions and DIY guides come</w:t>
-      </w:r>
-      <w:r>
-        <w:t xml:space="preserve"> </w:t>
-      </w:r>
-      <w:r>
-        <w:t xml:space="preserve">from the bundled demo library (fitted to the user's furniture decisions and budget; the concept is a stock photo</w:t>
-      </w:r>
-      <w:r>
-        <w:t xml:space="preserve"> </w:t>
-      </w:r>
-      <w:r>
-        <w:t xml:space="preserve">for the room type) and every result is marked</w:t>
-      </w:r>
-      <w:r>
-        <w:t xml:space="preserve"> </w:t>
+        <w:t xml:space="preserve">DB_HOST</w:t>
+      </w:r>
+      <w:r>
+        <w:t xml:space="preserve">/</w:t>
       </w:r>
       <w:r>
         <w:rPr>
           <w:rStyle w:val="VerbatimChar"/>
         </w:rPr>
-        <w:t xml:space="preserve">source: "demo"</w:t>
-      </w:r>
-      <w:r>
-        <w:t xml:space="preserve">. With</w:t>
-      </w:r>
-      <w:r>
-        <w:t xml:space="preserve"> </w:t>
+        <w:t xml:space="preserve">DB_PORT</w:t>
+      </w:r>
+      <w:r>
+        <w:t xml:space="preserve">/</w:t>
       </w:r>
       <w:r>
         <w:rPr>
           <w:rStyle w:val="VerbatimChar"/>
         </w:rPr>
-        <w:t xml:space="preserve">AI_DEMO_MODE=false</w:t>
-      </w:r>
-      <w:r>
-        <w:t xml:space="preserve"> </w:t>
-      </w:r>
-      <w:r>
-        <w:t xml:space="preserve">the app calls OpenAI and,</w:t>
-      </w:r>
-      <w:r>
-        <w:t xml:space="preserve"> </w:t>
-      </w:r>
-      <w:r>
-        <w:t xml:space="preserve">because</w:t>
-      </w:r>
-      <w:r>
-        <w:t xml:space="preserve"> </w:t>
-      </w:r>
-      <w:r>
-        <w:rPr>
-          <w:rStyle w:val="VerbatimChar"/>
-        </w:rPr>
-        <w:t xml:space="preserve">AI_DEMO_FALLBACK</w:t>
-      </w:r>
-      <w:r>
-        <w:t xml:space="preserve"> </w:t>
-      </w:r>
-      <w:r>
-        <w:t xml:space="preserve">defaults to</w:t>
-      </w:r>
-      <w:r>
-        <w:t xml:space="preserve"> </w:t>
-      </w:r>
-      <w:r>
-        <w:rPr>
-          <w:rStyle w:val="VerbatimChar"/>
-        </w:rPr>
-        <w:t xml:space="preserve">true</w:t>
-      </w:r>
-      <w:r>
-        <w:t xml:space="preserve">, still answers from the library if a call fails (401, 429, timeout,</w:t>
-      </w:r>
-      <w:r>
-        <w:t xml:space="preserve"> </w:t>
-      </w:r>
-      <w:r>
-        <w:t xml:space="preserve">invalid output); each fallback is logged as</w:t>
-      </w:r>
-      <w:r>
-        <w:t xml:space="preserve"> </w:t>
-      </w:r>
-      <w:r>
-        <w:rPr>
-          <w:rStyle w:val="VerbatimChar"/>
-        </w:rPr>
-        <w:t xml:space="preserve">AI demo result used: feature=… case=… reason=…</w:t>
-      </w:r>
-      <w:r>
-        <w:t xml:space="preserve">.</w:t>
-      </w:r>
-      <w:r>
-        <w:t xml:space="preserve"> </w:t>
-      </w:r>
-      <w:r>
-        <w:t xml:space="preserve">Neon requires TLS, so the JDBC URL is set whole with</w:t>
-      </w:r>
-      <w:r>
-        <w:t xml:space="preserve"> </w:t>
-      </w:r>
-      <w:r>
-        <w:rPr>
-          <w:rStyle w:val="VerbatimChar"/>
-        </w:rPr>
-        <w:t xml:space="preserve">sslmode=require</w:t>
-      </w:r>
-      <w:r>
-        <w:t xml:space="preserve"> </w:t>
-      </w:r>
-      <w:r>
-        <w:t xml:space="preserve">(it overrides</w:t>
-      </w:r>
-      <w:r>
-        <w:t xml:space="preserve"> </w:t>
-      </w:r>
-      <w:r>
-        <w:rPr>
-          <w:rStyle w:val="VerbatimChar"/>
-        </w:rPr>
-        <w:t xml:space="preserve">DB_HOST</w:t>
-      </w:r>
-      <w:r>
-        <w:t xml:space="preserve">/</w:t>
-      </w:r>
-      <w:r>
-        <w:rPr>
-          <w:rStyle w:val="VerbatimChar"/>
-        </w:rPr>
-        <w:t xml:space="preserve">DB_PORT</w:t>
-      </w:r>
-      <w:r>
-        <w:t xml:space="preserve">/</w:t>
-      </w:r>
-      <w:r>
-        <w:rPr>
-          <w:rStyle w:val="VerbatimChar"/>
-        </w:rPr>
         <w:t xml:space="preserve">DB_NAME</w:t>
       </w:r>
       <w:r>
-        <w:t xml:space="preserve">).</w:t>
-      </w:r>
-      <w:r>
-        <w:t xml:space="preserve"> </w:t>
-      </w:r>
-      <w:r>
-        <w:rPr>
-          <w:b/>
-          <w:bCs/>
-        </w:rPr>
-        <w:t xml:space="preserve">Long AI calls:</w:t>
-      </w:r>
-      <w:r>
-        <w:t xml:space="preserve"> </w:t>
-      </w:r>
-      <w:r>
-        <w:t xml:space="preserve">Fly's proxy closes a connection after 60 s with no bytes; an image edit can be silent for</w:t>
-      </w:r>
-      <w:r>
-        <w:t xml:space="preserve"> </w:t>
-      </w:r>
-      <w:r>
-        <w:t xml:space="preserve">~2 minutes, so</w:t>
-      </w:r>
-      <w:r>
-        <w:t xml:space="preserve"> </w:t>
-      </w:r>
-      <w:r>
-        <w:rPr>
-          <w:rStyle w:val="VerbatimChar"/>
-        </w:rPr>
-        <w:t xml:space="preserve">fly.toml</w:t>
-      </w:r>
-      <w:r>
-        <w:t xml:space="preserve"> </w:t>
-      </w:r>
-      <w:r>
-        <w:t xml:space="preserve">sets</w:t>
-      </w:r>
-      <w:r>
-        <w:t xml:space="preserve"> </w:t>
-      </w:r>
-      <w:r>
-        <w:rPr>
-          <w:rStyle w:val="VerbatimChar"/>
-        </w:rPr>
-        <w:t xml:space="preserve">http_options.idle_timeout = 600</w:t>
-      </w:r>
-      <w:r>
-        <w:t xml:space="preserve">. A Fly community report says this setting may</w:t>
-      </w:r>
-      <w:r>
-        <w:t xml:space="preserve"> </w:t>
-      </w:r>
-      <w:r>
-        <w:t xml:space="preserve">not take effect: the smoke test (step 5) must include a visual concept. If it is cut off, the fix is to make the</w:t>
-      </w:r>
-      <w:r>
-        <w:t xml:space="preserve"> </w:t>
-      </w:r>
-      <w:r>
-        <w:t xml:space="preserve">concept endpoint asynchronous (202 + poll).</w:t>
-      </w:r>
-    </w:p>
-    <w:p>
-      <w:pPr>
-        <w:pStyle w:val="Compact"/>
-        <w:numPr>
-          <w:ilvl w:val="0"/>
-          <w:numId w:val="1002"/>
-        </w:numPr>
-      </w:pPr>
-      <w:r>
-        <w:rPr>
-          <w:b/>
-          <w:bCs/>
-        </w:rPr>
-        <w:t xml:space="preserve">Frontend</w:t>
-      </w:r>
-      <w:r>
-        <w:t xml:space="preserve"> </w:t>
-      </w:r>
-      <w:r>
-        <w:t xml:space="preserve">— Vercel →</w:t>
-      </w:r>
-      <w:r>
-        <w:t xml:space="preserve"> </w:t>
-      </w:r>
-      <w:r>
-        <w:rPr>
-          <w:i/>
-          <w:iCs/>
-        </w:rPr>
-        <w:t xml:space="preserve">Add New Project</w:t>
-      </w:r>
-      <w:r>
-        <w:t xml:space="preserve"> </w:t>
-      </w:r>
-      <w:r>
-        <w:t xml:space="preserve">→ import</w:t>
-      </w:r>
-      <w:r>
-        <w:t xml:space="preserve"> </w:t>
-      </w:r>
-      <w:r>
-        <w:rPr>
-          <w:rStyle w:val="VerbatimChar"/>
-        </w:rPr>
-        <w:t xml:space="preserve">Bootcamp2Roomify/roomify_frontend</w:t>
-      </w:r>
-      <w:r>
-        <w:t xml:space="preserve"> </w:t>
-      </w:r>
-      <w:r>
-        <w:t xml:space="preserve">→ framework</w:t>
-      </w:r>
-      <w:r>
-        <w:t xml:space="preserve"> </w:t>
-      </w:r>
-      <w:r>
-        <w:t xml:space="preserve">Next.js → environment variable</w:t>
-      </w:r>
-      <w:r>
-        <w:t xml:space="preserve"> </w:t>
-      </w:r>
-      <w:r>
-        <w:rPr>
-          <w:rStyle w:val="VerbatimChar"/>
-        </w:rPr>
-        <w:t xml:space="preserve">ROOMIFY_API_URL=https://roomify-api.fly.dev</w:t>
-      </w:r>
-      <w:r>
-        <w:t xml:space="preserve"> </w:t>
-      </w:r>
-      <w:r>
-        <w:t xml:space="preserve">→</w:t>
-      </w:r>
-      <w:r>
-        <w:t xml:space="preserve"> </w:t>
-      </w:r>
-      <w:r>
-        <w:rPr>
-          <w:i/>
-          <w:iCs/>
-        </w:rPr>
-        <w:t xml:space="preserve">Deploy</w:t>
-      </w:r>
-      <w:r>
-        <w:t xml:space="preserve">. The project API bridge</w:t>
-      </w:r>
-      <w:r>
-        <w:t xml:space="preserve"> </w:t>
-      </w:r>
-      <w:r>
-        <w:t xml:space="preserve">sets</w:t>
-      </w:r>
-      <w:r>
-        <w:t xml:space="preserve"> </w:t>
-      </w:r>
-      <w:r>
-        <w:rPr>
-          <w:rStyle w:val="VerbatimChar"/>
-        </w:rPr>
-        <w:t xml:space="preserve">maxDuration = 300</w:t>
-      </w:r>
-      <w:r>
-        <w:t xml:space="preserve"> </w:t>
-      </w:r>
-      <w:r>
-        <w:t xml:space="preserve">so AI calls are not cut at Vercel's non-Fluid 10 s default.</w:t>
-      </w:r>
-    </w:p>
-    <w:p>
-      <w:pPr>
-        <w:pStyle w:val="Compact"/>
-        <w:numPr>
-          <w:ilvl w:val="0"/>
-          <w:numId w:val="1002"/>
-        </w:numPr>
-      </w:pPr>
-      <w:r>
-        <w:rPr>
-          <w:b/>
-          <w:bCs/>
-        </w:rPr>
-        <w:t xml:space="preserve">Smoke test</w:t>
-      </w:r>
-      <w:r>
-        <w:t xml:space="preserve"> </w:t>
-      </w:r>
-      <w:r>
-        <w:t xml:space="preserve">— run the live browser suite against the deployment:</w:t>
-      </w:r>
-      <w:r>
-        <w:t xml:space="preserve"> </w:t>
-      </w:r>
-      <w:r>
-        <w:rPr>
-          <w:rStyle w:val="VerbatimChar"/>
-        </w:rPr>
-        <w:t xml:space="preserve">LIVE_BASE_URL=https://&lt;project&gt;.vercel.app LIVE_AI=1 npx playwright test -c playwright.live.config.ts</w:t>
-      </w:r>
-      <w:r>
-        <w:t xml:space="preserve">.</w:t>
-      </w:r>
-    </w:p>
-    <w:p>
-      <w:pPr>
-        <w:pStyle w:val="Compact"/>
-        <w:numPr>
-          <w:ilvl w:val="0"/>
-          <w:numId w:val="1002"/>
-        </w:numPr>
-      </w:pPr>
-      <w:r>
-        <w:rPr>
-          <w:b/>
-          <w:bCs/>
-        </w:rPr>
-        <w:t xml:space="preserve">After judging</w:t>
-      </w:r>
-      <w:r>
-        <w:t xml:space="preserve"> </w:t>
-      </w:r>
-      <w:r>
-        <w:t xml:space="preserve">—</w:t>
-      </w:r>
-      <w:r>
-        <w:t xml:space="preserve"> </w:t>
-      </w:r>
-      <w:r>
-        <w:rPr>
-          <w:rStyle w:val="VerbatimChar"/>
-        </w:rPr>
-        <w:t xml:space="preserve">fly scale count 0 -a roomify-api -a roomify-cv</w:t>
-      </w:r>
-      <w:r>
-        <w:t xml:space="preserve"> </w:t>
-      </w:r>
-      <w:r>
-        <w:t xml:space="preserve">(stops billing), or</w:t>
-      </w:r>
-      <w:r>
-        <w:t xml:space="preserve"> </w:t>
-      </w:r>
-      <w:r>
-        <w:rPr>
-          <w:rStyle w:val="VerbatimChar"/>
-        </w:rPr>
-        <w:t xml:space="preserve">fly apps destroy</w:t>
-      </w:r>
-      <w:r>
-        <w:t xml:space="preserve">.</w:t>
-      </w:r>
-    </w:p>
-    <w:p>
-      <w:pPr>
-        <w:pStyle w:val="Heading1"/>
-      </w:pPr>
-      <w:bookmarkStart w:id="18" w:name="_risks"/>
-      <w:r>
-        <w:t xml:space="preserve">Risks</w:t>
-      </w:r>
-      <w:bookmarkEnd w:id="18"/>
+        <w:t xml:space="preserve">). A small pool per instance keeps Neon's connection count low when</w:t>
+      </w:r>
+      <w:r>
+        <w:t xml:space="preserve"> </w:t>
+      </w:r>
+      <w:r>
+        <w:t xml:space="preserve">Vercel runs several instances.</w:t>
+      </w:r>
     </w:p>
     <w:p>
       <w:pPr>
@@ -1900,28 +1827,16 @@
       </w:pPr>
       <w:r>
         <w:rPr>
-          <w:rStyle w:val="VerbatimChar"/>
-        </w:rPr>
-        <w:t xml:space="preserve">gpt-4o-mini</w:t>
-      </w:r>
-      <w:r>
-        <w:t xml:space="preserve"> </w:t>
-      </w:r>
-      <w:r>
-        <w:t xml:space="preserve">(default text model) is shut down by OpenAI on</w:t>
-      </w:r>
-      <w:r>
-        <w:t xml:space="preserve"> </w:t>
-      </w:r>
-      <w:r>
-        <w:rPr>
           <w:b/>
           <w:bCs/>
         </w:rPr>
-        <w:t xml:space="preserve">2027-01-14</w:t>
-      </w:r>
-      <w:r>
-        <w:t xml:space="preserve">; switch to</w:t>
+        <w:t xml:space="preserve">Frontend</w:t>
+      </w:r>
+      <w:r>
+        <w:t xml:space="preserve"> </w:t>
+      </w:r>
+      <w:r>
+        <w:t xml:space="preserve">— project</w:t>
       </w:r>
       <w:r>
         <w:t xml:space="preserve"> </w:t>
@@ -1930,13 +1845,13 @@
         <w:rPr>
           <w:rStyle w:val="VerbatimChar"/>
         </w:rPr>
-        <w:t xml:space="preserve">gpt-6-luna</w:t>
-      </w:r>
-      <w:r>
-        <w:t xml:space="preserve"> </w:t>
-      </w:r>
-      <w:r>
-        <w:t xml:space="preserve">with</w:t>
+        <w:t xml:space="preserve">roomify-frontend</w:t>
+      </w:r>
+      <w:r>
+        <w:t xml:space="preserve"> </w:t>
+      </w:r>
+      <w:r>
+        <w:t xml:space="preserve">(Next.js preset, Node 24.x), environment variable</w:t>
       </w:r>
       <w:r>
         <w:t xml:space="preserve"> </w:t>
@@ -1945,13 +1860,10 @@
         <w:rPr>
           <w:rStyle w:val="VerbatimChar"/>
         </w:rPr>
-        <w:t xml:space="preserve">AI_TEMPERATURE=</w:t>
-      </w:r>
-      <w:r>
-        <w:t xml:space="preserve"> </w:t>
-      </w:r>
-      <w:r>
-        <w:t xml:space="preserve">and</w:t>
+        <w:t xml:space="preserve">ROOMIFY_API_URL=https://roomify-api.vercel.app</w:t>
+      </w:r>
+      <w:r>
+        <w:t xml:space="preserve">, then</w:t>
       </w:r>
       <w:r>
         <w:t xml:space="preserve"> </w:t>
@@ -1960,13 +1872,40 @@
         <w:rPr>
           <w:rStyle w:val="VerbatimChar"/>
         </w:rPr>
-        <w:t xml:space="preserve">AI_REASONING_EFFORT=low</w:t>
-      </w:r>
-      <w:r>
-        <w:t xml:space="preserve"> </w:t>
-      </w:r>
-      <w:r>
-        <w:t xml:space="preserve">before then (config only).</w:t>
+        <w:t xml:space="preserve">vercel deploy --prod</w:t>
+      </w:r>
+      <w:r>
+        <w:t xml:space="preserve">. The public alias</w:t>
+      </w:r>
+      <w:r>
+        <w:t xml:space="preserve"> </w:t>
+      </w:r>
+      <w:r>
+        <w:rPr>
+          <w:rStyle w:val="VerbatimChar"/>
+        </w:rPr>
+        <w:t xml:space="preserve">roomify-rooms.vercel.app</w:t>
+      </w:r>
+      <w:r>
+        <w:t xml:space="preserve"> </w:t>
+      </w:r>
+      <w:r>
+        <w:t xml:space="preserve">was added as a project domain (</w:t>
+      </w:r>
+      <w:r>
+        <w:rPr>
+          <w:rStyle w:val="VerbatimChar"/>
+        </w:rPr>
+        <w:t xml:space="preserve">vercel domains add</w:t>
+      </w:r>
+      <w:r>
+        <w:t xml:space="preserve">) so it is not behind</w:t>
+      </w:r>
+      <w:r>
+        <w:t xml:space="preserve"> </w:t>
+      </w:r>
+      <w:r>
+        <w:t xml:space="preserve">Vercel's deployment protection.</w:t>
       </w:r>
     </w:p>
     <w:p>
@@ -1978,7 +1917,29 @@
         </w:numPr>
       </w:pPr>
       <w:r>
-        <w:t xml:space="preserve">Vercel Hobby is for non-commercial use; move to Pro ($20/month) for anything beyond judging.</w:t>
+        <w:rPr>
+          <w:b/>
+          <w:bCs/>
+        </w:rPr>
+        <w:t xml:space="preserve">Smoke test</w:t>
+      </w:r>
+      <w:r>
+        <w:t xml:space="preserve"> </w:t>
+      </w:r>
+      <w:r>
+        <w:t xml:space="preserve">— the live browser suite against the deployment, including a visual concept:</w:t>
+      </w:r>
+      <w:r>
+        <w:t xml:space="preserve"> </w:t>
+      </w:r>
+      <w:r>
+        <w:rPr>
+          <w:rStyle w:val="VerbatimChar"/>
+        </w:rPr>
+        <w:t xml:space="preserve">LIVE_BASE_URL=https://roomify-rooms.vercel.app LIVE_AI=1 LIVE_DEMO=1 npx playwright test -c playwright.live.config.ts</w:t>
+      </w:r>
+      <w:r>
+        <w:t xml:space="preserve">.</w:t>
       </w:r>
     </w:p>
     <w:p>
@@ -1990,7 +1951,221 @@
         </w:numPr>
       </w:pPr>
       <w:r>
-        <w:t xml:space="preserve">A public demo can spend the OpenAI budget: set a monthly usage limit in the OpenAI dashboard.</w:t>
+        <w:rPr>
+          <w:b/>
+          <w:bCs/>
+        </w:rPr>
+        <w:t xml:space="preserve">After judging</w:t>
+      </w:r>
+      <w:r>
+        <w:t xml:space="preserve"> </w:t>
+      </w:r>
+      <w:r>
+        <w:t xml:space="preserve">— delete or pause the three Vercel projects; delete the Neon project.</w:t>
+      </w:r>
+    </w:p>
+    <w:p>
+      <w:pPr>
+        <w:pStyle w:val="Heading1"/>
+      </w:pPr>
+      <w:bookmarkStart w:id="19" w:name="_ff603de3d994bb8870a9778860cfafd88df7177"/>
+      <w:r>
+        <w:t xml:space="preserve">Alternative: Fly.io (needs a payment method)</w:t>
+      </w:r>
+      <w:bookmarkEnd w:id="19"/>
+    </w:p>
+    <w:p>
+      <w:pPr>
+        <w:pStyle w:val="FirstParagraph"/>
+      </w:pPr>
+      <w:r>
+        <w:rPr>
+          <w:rStyle w:val="VerbatimChar"/>
+        </w:rPr>
+        <w:t xml:space="preserve">roomify_backend/fly.toml</w:t>
+      </w:r>
+      <w:r>
+        <w:t xml:space="preserve"> </w:t>
+      </w:r>
+      <w:r>
+        <w:t xml:space="preserve">and</w:t>
+      </w:r>
+      <w:r>
+        <w:t xml:space="preserve"> </w:t>
+      </w:r>
+      <w:r>
+        <w:rPr>
+          <w:rStyle w:val="VerbatimChar"/>
+        </w:rPr>
+        <w:t xml:space="preserve">roomify_cv/fly.toml</w:t>
+      </w:r>
+      <w:r>
+        <w:t xml:space="preserve"> </w:t>
+      </w:r>
+      <w:r>
+        <w:t xml:space="preserve">remain for a host with always-on 1 GB machines,</w:t>
+      </w:r>
+      <w:r>
+        <w:t xml:space="preserve"> </w:t>
+      </w:r>
+      <w:r>
+        <w:t xml:space="preserve">a private network for the CV service and S3 storage (</w:t>
+      </w:r>
+      <w:r>
+        <w:rPr>
+          <w:rStyle w:val="VerbatimChar"/>
+        </w:rPr>
+        <w:t xml:space="preserve">STORAGE_TYPE=s3</w:t>
+      </w:r>
+      <w:r>
+        <w:t xml:space="preserve"> </w:t>
+      </w:r>
+      <w:r>
+        <w:t xml:space="preserve">with a bucket-scoped IAM key).</w:t>
+      </w:r>
+      <w:r>
+        <w:t xml:space="preserve"> </w:t>
+      </w:r>
+      <w:r>
+        <w:t xml:space="preserve">That setup costs about $13.40/month (two shared-cpu-1x machines at $6.70) and avoids cold starts.</w:t>
+      </w:r>
+    </w:p>
+    <w:p>
+      <w:pPr>
+        <w:pStyle w:val="Heading1"/>
+      </w:pPr>
+      <w:bookmarkStart w:id="20" w:name="_risks"/>
+      <w:r>
+        <w:t xml:space="preserve">Risks</w:t>
+      </w:r>
+      <w:bookmarkEnd w:id="20"/>
+    </w:p>
+    <w:p>
+      <w:pPr>
+        <w:pStyle w:val="Compact"/>
+        <w:numPr>
+          <w:ilvl w:val="0"/>
+          <w:numId w:val="1004"/>
+        </w:numPr>
+      </w:pPr>
+      <w:r>
+        <w:t xml:space="preserve">Container Runtime is a Vercel</w:t>
+      </w:r>
+      <w:r>
+        <w:t xml:space="preserve"> </w:t>
+      </w:r>
+      <w:r>
+        <w:rPr>
+          <w:b/>
+          <w:bCs/>
+        </w:rPr>
+        <w:t xml:space="preserve">beta</w:t>
+      </w:r>
+      <w:r>
+        <w:t xml:space="preserve">. If it changes, the Fly.io configuration is the fallback.</w:t>
+      </w:r>
+    </w:p>
+    <w:p>
+      <w:pPr>
+        <w:pStyle w:val="Compact"/>
+        <w:numPr>
+          <w:ilvl w:val="0"/>
+          <w:numId w:val="1004"/>
+        </w:numPr>
+      </w:pPr>
+      <w:r>
+        <w:rPr>
+          <w:rStyle w:val="VerbatimChar"/>
+        </w:rPr>
+        <w:t xml:space="preserve">gpt-4o-mini</w:t>
+      </w:r>
+      <w:r>
+        <w:t xml:space="preserve"> </w:t>
+      </w:r>
+      <w:r>
+        <w:t xml:space="preserve">(default text model) is shut down by OpenAI on</w:t>
+      </w:r>
+      <w:r>
+        <w:t xml:space="preserve"> </w:t>
+      </w:r>
+      <w:r>
+        <w:rPr>
+          <w:b/>
+          <w:bCs/>
+        </w:rPr>
+        <w:t xml:space="preserve">2027-01-14</w:t>
+      </w:r>
+      <w:r>
+        <w:t xml:space="preserve">; switch to</w:t>
+      </w:r>
+      <w:r>
+        <w:t xml:space="preserve"> </w:t>
+      </w:r>
+      <w:r>
+        <w:rPr>
+          <w:rStyle w:val="VerbatimChar"/>
+        </w:rPr>
+        <w:t xml:space="preserve">gpt-6-luna</w:t>
+      </w:r>
+      <w:r>
+        <w:t xml:space="preserve"> </w:t>
+      </w:r>
+      <w:r>
+        <w:t xml:space="preserve">with</w:t>
+      </w:r>
+      <w:r>
+        <w:t xml:space="preserve"> </w:t>
+      </w:r>
+      <w:r>
+        <w:rPr>
+          <w:rStyle w:val="VerbatimChar"/>
+        </w:rPr>
+        <w:t xml:space="preserve">AI_TEMPERATURE=</w:t>
+      </w:r>
+      <w:r>
+        <w:t xml:space="preserve"> </w:t>
+      </w:r>
+      <w:r>
+        <w:t xml:space="preserve">and</w:t>
+      </w:r>
+      <w:r>
+        <w:t xml:space="preserve"> </w:t>
+      </w:r>
+      <w:r>
+        <w:rPr>
+          <w:rStyle w:val="VerbatimChar"/>
+        </w:rPr>
+        <w:t xml:space="preserve">AI_REASONING_EFFORT=low</w:t>
+      </w:r>
+      <w:r>
+        <w:t xml:space="preserve"> </w:t>
+      </w:r>
+      <w:r>
+        <w:t xml:space="preserve">before then (config only).</w:t>
+      </w:r>
+    </w:p>
+    <w:p>
+      <w:pPr>
+        <w:pStyle w:val="Compact"/>
+        <w:numPr>
+          <w:ilvl w:val="0"/>
+          <w:numId w:val="1004"/>
+        </w:numPr>
+      </w:pPr>
+      <w:r>
+        <w:t xml:space="preserve">Vercel Hobby is for non-commercial use; move to Pro ($20/month) for anything beyond judging.</w:t>
+      </w:r>
+    </w:p>
+    <w:p>
+      <w:pPr>
+        <w:pStyle w:val="Compact"/>
+        <w:numPr>
+          <w:ilvl w:val="0"/>
+          <w:numId w:val="1004"/>
+        </w:numPr>
+      </w:pPr>
+      <w:r>
+        <w:t xml:space="preserve">Before turning demo mode off on a public URL, set a monthly usage limit in the OpenAI dashboard.</w:t>
       </w:r>
     </w:p>
     <w:sectPr>
@@ -2017,7 +2192,7 @@
       <w:pStyle w:val="Footer"/>
     </w:pPr>
     <w:r>
-      <w:t xml:space="preserve">Release v1.0.0 (demo mode) · 24 October 2026</w:t>
+      <w:t xml:space="preserve">Release v1.0.1 (live, demo mode) · 24 October 2026</w:t>
     </w:r>
     <w:r>
       <w:tab/>
@@ -2371,6 +2546,9 @@
     <w:abstractNumId w:val="991"/>
   </w:num>
   <w:num w:numId="1002">
+    <w:abstractNumId w:val="991"/>
+  </w:num>
+  <w:num w:numId="1003">
     <w:abstractNumId w:val="99411"/>
     <w:lvlOverride w:ilvl="0">
       <w:startOverride w:val="1"/>
@@ -2400,7 +2578,7 @@
       <w:startOverride w:val="1"/>
     </w:lvlOverride>
   </w:num>
-  <w:num w:numId="1003">
+  <w:num w:numId="1004">
     <w:abstractNumId w:val="991"/>
   </w:num>
 </w:numbering>
